--- a/Interpreter.docx
+++ b/Interpreter.docx
@@ -1,6 +1,6 @@
 
 <file path=word/document.xml><?xml version="1.0" encoding="utf-8"?>
-<w:document xmlns:wpc="http://schemas.microsoft.com/office/word/2010/wordprocessingCanvas" xmlns:cx="http://schemas.microsoft.com/office/drawing/2014/chartex" xmlns:cx1="http://schemas.microsoft.com/office/drawing/2015/9/8/chartex" xmlns:cx2="http://schemas.microsoft.com/office/drawing/2015/10/21/chartex" xmlns:cx3="http://schemas.microsoft.com/office/drawing/2016/5/9/chartex" xmlns:cx4="http://schemas.microsoft.com/office/drawing/2016/5/10/chartex" xmlns:cx5="http://schemas.microsoft.com/office/drawing/2016/5/11/chartex" xmlns:cx6="http://schemas.microsoft.com/office/drawing/2016/5/12/chartex" xmlns:cx7="http://schemas.microsoft.com/office/drawing/2016/5/13/chartex" xmlns:cx8="http://schemas.microsoft.com/office/drawing/2016/5/14/chartex" xmlns:mc="http://schemas.openxmlformats.org/markup-compatibility/2006" xmlns:aink="http://schemas.microsoft.com/office/drawing/2016/ink" xmlns:am3d="http://schemas.microsoft.com/office/drawing/2017/model3d" xmlns:o="urn:schemas-microsoft-com:office:office" xmlns:r="http://schemas.openxmlformats.org/officeDocument/2006/relationships" xmlns:m="http://schemas.openxmlformats.org/officeDocument/2006/math" xmlns:v="urn:schemas-microsoft-com:vml" xmlns:wp14="http://schemas.microsoft.com/office/word/2010/wordprocessingDrawing" xmlns:wp="http://schemas.openxmlformats.org/drawingml/2006/wordprocessingDrawing" xmlns:w10="urn:schemas-microsoft-com:office:word" xmlns:w="http://schemas.openxmlformats.org/wordprocessingml/2006/main" xmlns:w14="http://schemas.microsoft.com/office/word/2010/wordml" xmlns:w15="http://schemas.microsoft.com/office/word/2012/wordml" xmlns:w16cex="http://schemas.microsoft.com/office/word/2018/wordml/cex" xmlns:w16cid="http://schemas.microsoft.com/office/word/2016/wordml/cid" xmlns:w16="http://schemas.microsoft.com/office/word/2018/wordml" xmlns:w16sdtdh="http://schemas.microsoft.com/office/word/2020/wordml/sdtdatahash" xmlns:w16se="http://schemas.microsoft.com/office/word/2015/wordml/symex" xmlns:wpg="http://schemas.microsoft.com/office/word/2010/wordprocessingGroup" xmlns:wpi="http://schemas.microsoft.com/office/word/2010/wordprocessingInk" xmlns:wne="http://schemas.microsoft.com/office/word/2006/wordml" xmlns:wps="http://schemas.microsoft.com/office/word/2010/wordprocessingShape" mc:Ignorable="w14 w15 w16se w16cid w16 w16cex w16sdtdh wp14">
+<w:document xmlns:wpc="http://schemas.microsoft.com/office/word/2010/wordprocessingCanvas" xmlns:cx="http://schemas.microsoft.com/office/drawing/2014/chartex" xmlns:cx1="http://schemas.microsoft.com/office/drawing/2015/9/8/chartex" xmlns:cx2="http://schemas.microsoft.com/office/drawing/2015/10/21/chartex" xmlns:cx3="http://schemas.microsoft.com/office/drawing/2016/5/9/chartex" xmlns:cx4="http://schemas.microsoft.com/office/drawing/2016/5/10/chartex" xmlns:cx5="http://schemas.microsoft.com/office/drawing/2016/5/11/chartex" xmlns:cx6="http://schemas.microsoft.com/office/drawing/2016/5/12/chartex" xmlns:cx7="http://schemas.microsoft.com/office/drawing/2016/5/13/chartex" xmlns:cx8="http://schemas.microsoft.com/office/drawing/2016/5/14/chartex" xmlns:mc="http://schemas.openxmlformats.org/markup-compatibility/2006" xmlns:aink="http://schemas.microsoft.com/office/drawing/2016/ink" xmlns:am3d="http://schemas.microsoft.com/office/drawing/2017/model3d" xmlns:o="urn:schemas-microsoft-com:office:office" xmlns:oel="http://schemas.microsoft.com/office/2019/extlst" xmlns:r="http://schemas.openxmlformats.org/officeDocument/2006/relationships" xmlns:m="http://schemas.openxmlformats.org/officeDocument/2006/math" xmlns:v="urn:schemas-microsoft-com:vml" xmlns:wp14="http://schemas.microsoft.com/office/word/2010/wordprocessingDrawing" xmlns:wp="http://schemas.openxmlformats.org/drawingml/2006/wordprocessingDrawing" xmlns:w10="urn:schemas-microsoft-com:office:word" xmlns:w="http://schemas.openxmlformats.org/wordprocessingml/2006/main" xmlns:w14="http://schemas.microsoft.com/office/word/2010/wordml" xmlns:w15="http://schemas.microsoft.com/office/word/2012/wordml" xmlns:w16cex="http://schemas.microsoft.com/office/word/2018/wordml/cex" xmlns:w16cid="http://schemas.microsoft.com/office/word/2016/wordml/cid" xmlns:w16="http://schemas.microsoft.com/office/word/2018/wordml" xmlns:w16du="http://schemas.microsoft.com/office/word/2023/wordml/word16du" xmlns:w16sdtdh="http://schemas.microsoft.com/office/word/2020/wordml/sdtdatahash" xmlns:w16sdtfl="http://schemas.microsoft.com/office/word/2024/wordml/sdtformatlock" xmlns:w16se="http://schemas.microsoft.com/office/word/2015/wordml/symex" xmlns:wpg="http://schemas.microsoft.com/office/word/2010/wordprocessingGroup" xmlns:wpi="http://schemas.microsoft.com/office/word/2010/wordprocessingInk" xmlns:wne="http://schemas.microsoft.com/office/word/2006/wordml" xmlns:wps="http://schemas.microsoft.com/office/word/2010/wordprocessingShape" mc:Ignorable="w14 w15 w16se w16cid w16 w16cex w16sdtdh w16sdtfl w16du wp14">
   <w:body>
     <w:sdt>
       <w:sdtPr>
@@ -10,7 +10,6 @@
           <w:docPartUnique/>
         </w:docPartObj>
       </w:sdtPr>
-      <w:sdtEndPr/>
       <w:sdtContent>
         <w:p/>
         <w:p>
@@ -285,7 +284,7 @@
               <w:sz w:val="24"/>
               <w:szCs w:val="24"/>
             </w:rPr>
-            <w:t xml:space="preserve">CS 4308 Concepts of Programing languages </w:t>
+            <w:t xml:space="preserve">CS 4308 Concepts of Programming Languages </w:t>
           </w:r>
         </w:p>
         <w:p>
@@ -1348,58 +1347,7 @@
     <w:p/>
     <w:p>
       <w:r>
-        <w:t xml:space="preserve">My main methodology for the interpreter was to take the parsed tokens and immediately evaluate very statement before moving on tow the next. So in in essence </w:t>
-      </w:r>
-      <w:r>
-        <w:t>I am merely parsing line by line and then interpreting said line before parsing the following.</w:t>
-      </w:r>
-      <w:r>
-        <w:t xml:space="preserve"> </w:t>
-      </w:r>
-      <w:r>
-        <w:t xml:space="preserve"> I again went into designing this </w:t>
-      </w:r>
-      <w:r>
-        <w:t>blind,</w:t>
-      </w:r>
-      <w:r>
-        <w:t xml:space="preserve"> so all my methodologies were derived by myself.</w:t>
-      </w:r>
-      <w:r>
-        <w:t xml:space="preserve"> </w:t>
-      </w:r>
-      <w:r>
-        <w:t xml:space="preserve">Since I already had my vision for my Interpreter mapped out from the start and updated my plan as I went, I already had planned for a lot of the simple memory components before the implementation of the parser started. One such example was how since we know that there </w:t>
-      </w:r>
-      <w:r>
-        <w:t>exists</w:t>
-      </w:r>
-      <w:r>
-        <w:t xml:space="preserve"> a max of 26 possible </w:t>
-      </w:r>
-      <w:r>
-        <w:t>variables,</w:t>
-      </w:r>
-      <w:r>
-        <w:t xml:space="preserve"> I decided to initialize them all at the start of run time and such that they are stored in an array of size 26 called Registers. The names </w:t>
-      </w:r>
-      <w:r>
-        <w:t>were</w:t>
-      </w:r>
-      <w:r>
-        <w:t xml:space="preserve"> based on the concept of </w:t>
-      </w:r>
-      <w:r>
-        <w:t>registers</w:t>
-      </w:r>
-      <w:r>
-        <w:t xml:space="preserve"> in </w:t>
-      </w:r>
-      <w:r>
-        <w:t xml:space="preserve">computer memory such that certain registers can have different purposes set out. The concept of holding specific numbers in the Op code was developed during the scanner phase. Since there exist infinite numbers, there exists a mapping of all lexemes to a unique opcode this includes unique numbers. My original idea was to construct the interpreter using only token values, yet to do that each number must have a specific token value as if all numbers had same token value nothing could be determined without additional information outside of the opcode. To do this </w:t>
-      </w:r>
-      <w:r>
-        <w:t>I simply shifted the starting point for all numbers up by a set amount. Since -100 is not interpretable in my language as all explicit numbers written inside an expression must be unsinged. However, -100 can be written like 0-100 instead as this follows the axiomatic rules. Thus, the rule of starting zero at some constant above the other token values allows for all numbers below the constant to be tokens of non-numeric lexemes.</w:t>
+        <w:t>My main methodology for the interpreter was to evaluate each statement immediately after parsing it, then move on to the next. So, in essence, I am merely parsing line by line and then interpreting each line before parsing the next. I again went into designing this blind, so all my methodologies were derived by myself. Since I had my vision for my Interpreter mapped out from the start and updated my plan as I went, I had already planned for many of the simple memory components before the parser implementation started. One such example was that, since we know there are at most 26 possible variables, I decided to initialize them all at runtime and store them in an array of size 26 called Registers. The names were based on the concept of registers in computer memory, so that certain registers can serve different purposes. The concept of holding specific numbers in the Op code was developed during the scanner phase. Since there exist infinite numbers, there exists a mapping of all lexemes to a unique opcode, which includes unique numbers. My original idea was to construct the interpreter using only token values; to do that, each number must have a specific token value. If all numbers had the same token value, nothing could be determined without additional information outside the opcode. To do this, I simply shifted the starting point of all numbers by a fixed amount. Since -100 is not interpretable in my language, as all explicit numbers written inside an expression must be unsigned. However, -100 can be written like 0-100 instead, as this follows the axiomatic rules. Thus, the rule of starting at zero with a constant above the other token values allows all numbers below the constant to be tokens of non-numeric lexemes.</w:t>
       </w:r>
     </w:p>
     <w:p/>
@@ -1450,78 +1398,12 @@
     <w:p/>
     <w:p>
       <w:r>
-        <w:t>Withs EIL’s simple approach to reading expression</w:t>
-      </w:r>
-      <w:r>
-        <w:t>’s</w:t>
-      </w:r>
-      <w:r>
-        <w:t xml:space="preserve"> by </w:t>
-      </w:r>
-      <w:r>
-        <w:t xml:space="preserve">simply </w:t>
-      </w:r>
-      <w:r>
-        <w:t>build</w:t>
-      </w:r>
-      <w:r>
-        <w:t>ing</w:t>
-      </w:r>
-      <w:r>
-        <w:t xml:space="preserve"> </w:t>
-      </w:r>
-      <w:r>
-        <w:t>two arrays</w:t>
-      </w:r>
-      <w:r>
-        <w:t xml:space="preserve"> one for </w:t>
-      </w:r>
-      <w:r>
-        <w:t>values of the expression and one for the operators</w:t>
-      </w:r>
-      <w:r>
-        <w:t>. Then by</w:t>
-      </w:r>
-      <w:r>
-        <w:t xml:space="preserve"> simply going one by one through each array and </w:t>
-      </w:r>
-      <w:r>
-        <w:t>preforming a specific case based on the token value of the operator</w:t>
-      </w:r>
-      <w:r>
-        <w:t xml:space="preserve"> </w:t>
-      </w:r>
-      <w:r>
-        <w:t>the expression</w:t>
-      </w:r>
-      <w:r>
-        <w:t xml:space="preserve"> </w:t>
-      </w:r>
-      <w:r>
-        <w:t xml:space="preserve">can be </w:t>
-      </w:r>
-      <w:r>
-        <w:t>evaluated</w:t>
-      </w:r>
-      <w:r>
-        <w:t>.</w:t>
-      </w:r>
-      <w:r>
-        <w:t xml:space="preserve"> This is handled by the Exp1 object which handles a given set of op code and can identify its components and evaluate them.</w:t>
+        <w:t>EIL’s simple approach to reading expressions is to build two arrays, one for the values of the expression and one for the operators. Then, by simply going through each array one by one and performing a specific case based on the operator's token value, the expression can be evaluated. This is handled by the Exp1 object, which processes a given set of op codes, identifies their components, and evaluates them.</w:t>
       </w:r>
     </w:p>
     <w:p>
       <w:r>
-        <w:t xml:space="preserve">Take of example the following </w:t>
-      </w:r>
-      <w:r>
-        <w:t>expression a</w:t>
-      </w:r>
-      <w:r>
-        <w:t xml:space="preserve"> = a * </w:t>
-      </w:r>
-      <w:r>
-        <w:t xml:space="preserve">2 + 3 – 100 / </w:t>
+        <w:t xml:space="preserve">Take of example the following expression a = a * 2 + 3 – 100 / </w:t>
       </w:r>
       <w:proofErr w:type="gramStart"/>
       <w:r>
@@ -1529,148 +1411,43 @@
       </w:r>
       <w:proofErr w:type="gramEnd"/>
       <w:r>
-        <w:t xml:space="preserve"> </w:t>
-      </w:r>
-      <w:r>
-        <w:t xml:space="preserve">where a = 1 and x = </w:t>
-      </w:r>
-      <w:r>
-        <w:t>1</w:t>
+        <w:t xml:space="preserve"> where a = 1 and x = 1</w:t>
       </w:r>
     </w:p>
     <w:p>
       <w:r>
-        <w:t xml:space="preserve">Save token value of </w:t>
-      </w:r>
-      <w:r>
-        <w:t>&lt;</w:t>
-      </w:r>
-      <w:r>
-        <w:t>a</w:t>
-      </w:r>
-      <w:r>
-        <w:t>&gt;</w:t>
-      </w:r>
-      <w:r>
-        <w:t xml:space="preserve"> and uses it as the ind</w:t>
-      </w:r>
-      <w:r>
-        <w:t xml:space="preserve">ex of the integer stored </w:t>
-      </w:r>
-      <w:r>
-        <w:t>in &lt;a&gt;</w:t>
-      </w:r>
-      <w:r>
-        <w:t>. Let this be the value of the index to which we are altering the memory.</w:t>
+        <w:t>Save the token value of &lt;a&gt; and use it as the index of the integer stored in &lt;a&gt;. Let this be the index value to which we are altering the memory.</w:t>
       </w:r>
     </w:p>
     <w:p>
       <w:r>
-        <w:t xml:space="preserve">Next </w:t>
-      </w:r>
-      <w:r>
-        <w:t>split the array into</w:t>
-      </w:r>
-      <w:r>
-        <w:t xml:space="preserve"> values and operators.</w:t>
+        <w:t>Next, split the array into values and operators.</w:t>
       </w:r>
     </w:p>
     <w:p>
       <w:r>
-        <w:t xml:space="preserve">The </w:t>
-      </w:r>
-      <w:r>
-        <w:t>&lt;</w:t>
+        <w:t>The &lt;</w:t>
       </w:r>
       <w:proofErr w:type="spellStart"/>
       <w:r>
-        <w:t>value</w:t>
-      </w:r>
-      <w:r>
-        <w:t>_</w:t>
-      </w:r>
-      <w:r>
-        <w:t>array</w:t>
+        <w:t>value_array</w:t>
       </w:r>
       <w:proofErr w:type="spellEnd"/>
       <w:r>
-        <w:t>&gt;</w:t>
-      </w:r>
-      <w:r>
-        <w:t xml:space="preserve"> is as follows 1</w:t>
-      </w:r>
-      <w:r>
-        <w:t>,</w:t>
-      </w:r>
-      <w:r>
-        <w:t xml:space="preserve"> 2, </w:t>
-      </w:r>
-      <w:r>
-        <w:t xml:space="preserve">3,100, </w:t>
-      </w:r>
-      <w:r>
-        <w:t>1 Note</w:t>
-      </w:r>
-      <w:r>
-        <w:t xml:space="preserve">: </w:t>
-      </w:r>
-      <w:r>
-        <w:t xml:space="preserve">use the </w:t>
-      </w:r>
-      <w:r>
-        <w:t xml:space="preserve">tokens values of &lt;a&gt; and &lt;x&gt; </w:t>
-      </w:r>
-      <w:r>
-        <w:t xml:space="preserve">as index of the memory array </w:t>
-      </w:r>
-      <w:r>
-        <w:t>and replaces them with values stored at the specific index</w:t>
-      </w:r>
-      <w:r>
-        <w:t xml:space="preserve"> so the</w:t>
-      </w:r>
-      <w:r>
-        <w:t xml:space="preserve"> </w:t>
-      </w:r>
-      <w:r>
-        <w:t>value</w:t>
-      </w:r>
-      <w:r>
-        <w:t xml:space="preserve"> array becomes </w:t>
-      </w:r>
-      <w:r>
-        <w:t>1,2,3,100,1</w:t>
-      </w:r>
-      <w:r>
-        <w:t xml:space="preserve"> instead of a, 2, 3,100, x</w:t>
+        <w:t>&gt; is as follows: 1, 2, 3,100, 1. Note: use the token values of &lt;a&gt; and &lt;x&gt; as indices of the memory array and replace them with the values stored at the specific index, so the value array becomes 1,2,3,100,1 instead of a, 2, 3,100, x</w:t>
       </w:r>
     </w:p>
     <w:p>
       <w:r>
-        <w:t xml:space="preserve">The </w:t>
-      </w:r>
-      <w:r>
-        <w:t>&lt;</w:t>
+        <w:t>The &lt;</w:t>
       </w:r>
       <w:proofErr w:type="spellStart"/>
       <w:r>
-        <w:t>operator</w:t>
-      </w:r>
-      <w:r>
-        <w:t>_</w:t>
-      </w:r>
-      <w:r>
-        <w:t>array</w:t>
+        <w:t>operator_array</w:t>
       </w:r>
       <w:proofErr w:type="spellEnd"/>
       <w:r>
-        <w:t>&gt;</w:t>
-      </w:r>
-      <w:r>
-        <w:t xml:space="preserve"> is as follows </w:t>
-      </w:r>
-      <w:r>
-        <w:t xml:space="preserve">*, </w:t>
+        <w:t xml:space="preserve">&gt; is as follows *, </w:t>
       </w:r>
       <w:proofErr w:type="gramStart"/>
       <w:r>
@@ -1678,65 +1455,34 @@
       </w:r>
       <w:proofErr w:type="gramEnd"/>
       <w:r>
-        <w:t xml:space="preserve"> - , /</w:t>
-      </w:r>
-      <w:r>
         <w:t xml:space="preserve"> </w:t>
+      </w:r>
+      <w:proofErr w:type="gramStart"/>
+      <w:r>
+        <w:t>- ,</w:t>
+      </w:r>
+      <w:proofErr w:type="gramEnd"/>
+      <w:r>
+        <w:t xml:space="preserve"> / </w:t>
       </w:r>
     </w:p>
     <w:p>
       <w:r>
-        <w:t xml:space="preserve">After splitting the expression </w:t>
-      </w:r>
-      <w:r>
-        <w:t>up,</w:t>
-      </w:r>
-      <w:r>
-        <w:t xml:space="preserve"> we need to evaluate the </w:t>
-      </w:r>
-      <w:r>
-        <w:t>expression.</w:t>
+        <w:t>After splitting the expression, we need to evaluate it.</w:t>
       </w:r>
     </w:p>
     <w:p>
       <w:r>
         <w:lastRenderedPageBreak/>
-        <w:t xml:space="preserve">First set a int </w:t>
-      </w:r>
-      <w:r>
-        <w:t>variable</w:t>
-      </w:r>
-      <w:r>
-        <w:t xml:space="preserve"> name</w:t>
-      </w:r>
-      <w:r>
-        <w:t>d</w:t>
-      </w:r>
-      <w:r>
-        <w:t xml:space="preserve"> </w:t>
-      </w:r>
-      <w:r>
-        <w:t>&lt;</w:t>
+        <w:t>First, set an int variable named &lt;</w:t>
       </w:r>
       <w:proofErr w:type="spellStart"/>
       <w:r>
-        <w:t>running</w:t>
-      </w:r>
-      <w:r>
-        <w:t>_</w:t>
-      </w:r>
-      <w:r>
-        <w:t>total</w:t>
+        <w:t>running_total</w:t>
       </w:r>
       <w:proofErr w:type="spellEnd"/>
       <w:r>
-        <w:t>&gt;</w:t>
-      </w:r>
-      <w:r>
-        <w:t xml:space="preserve"> to </w:t>
-      </w:r>
-      <w:r>
-        <w:t>&lt;</w:t>
+        <w:t>&gt; to &lt;</w:t>
       </w:r>
       <w:proofErr w:type="spellStart"/>
       <w:r>
@@ -1752,24 +1498,12 @@
       </w:r>
       <w:proofErr w:type="gramEnd"/>
       <w:r>
-        <w:t>0]</w:t>
-      </w:r>
-      <w:r>
-        <w:t>&gt;</w:t>
-      </w:r>
-      <w:r>
-        <w:t xml:space="preserve">. This will allow us to have expressions with no operators. </w:t>
+        <w:t xml:space="preserve">0]&gt;. This will allow us to have expressions with no operators. </w:t>
       </w:r>
     </w:p>
     <w:p>
       <w:r>
-        <w:t xml:space="preserve">Next create </w:t>
-      </w:r>
-      <w:r>
-        <w:t>a</w:t>
-      </w:r>
-      <w:r>
-        <w:t xml:space="preserve"> </w:t>
+        <w:t xml:space="preserve">Next, create a </w:t>
       </w:r>
       <w:r>
         <w:rPr>
@@ -1779,16 +1513,7 @@
         <w:t>for loop</w:t>
       </w:r>
       <w:r>
-        <w:t xml:space="preserve"> </w:t>
-      </w:r>
-      <w:r>
-        <w:t>with a count set to</w:t>
-      </w:r>
-      <w:r>
-        <w:t xml:space="preserve"> the length of the </w:t>
-      </w:r>
-      <w:r>
-        <w:t>&lt;</w:t>
+        <w:t xml:space="preserve"> with a count set to the length of the &lt;</w:t>
       </w:r>
       <w:proofErr w:type="spellStart"/>
       <w:r>
@@ -1796,21 +1521,12 @@
       </w:r>
       <w:proofErr w:type="spellEnd"/>
       <w:r>
-        <w:t>&gt;</w:t>
-      </w:r>
-      <w:r>
-        <w:t xml:space="preserve"> </w:t>
+        <w:t xml:space="preserve">&gt; </w:t>
       </w:r>
     </w:p>
     <w:p>
       <w:r>
-        <w:t xml:space="preserve">Simple iterate through the array and evaluate </w:t>
-      </w:r>
-      <w:r>
-        <w:t xml:space="preserve">the </w:t>
-      </w:r>
-      <w:r>
-        <w:t>&lt;expression&gt;</w:t>
+        <w:t>Simply iterate through the array and evaluate the &lt;expression&gt;</w:t>
       </w:r>
     </w:p>
     <w:p>
@@ -1820,10 +1536,7 @@
       </w:r>
       <w:proofErr w:type="spellEnd"/>
       <w:r>
-        <w:t xml:space="preserve"> = </w:t>
-      </w:r>
-      <w:r>
-        <w:t>&lt;</w:t>
+        <w:t xml:space="preserve"> = &lt;</w:t>
       </w:r>
       <w:proofErr w:type="spellStart"/>
       <w:r>
@@ -1831,25 +1544,7 @@
       </w:r>
       <w:proofErr w:type="spellEnd"/>
       <w:r>
-        <w:t>&gt;</w:t>
-      </w:r>
-      <w:r>
-        <w:t xml:space="preserve"> </w:t>
-      </w:r>
-      <w:r>
-        <w:t>&lt;</w:t>
-      </w:r>
-      <w:r>
-        <w:t>operator</w:t>
-      </w:r>
-      <w:r>
-        <w:t>&gt;</w:t>
-      </w:r>
-      <w:r>
-        <w:t xml:space="preserve"> </w:t>
-      </w:r>
-      <w:r>
-        <w:t>&lt;</w:t>
+        <w:t>&gt; &lt;operator&gt; &lt;</w:t>
       </w:r>
       <w:proofErr w:type="spellStart"/>
       <w:r>
@@ -1865,32 +1560,17 @@
       </w:r>
       <w:proofErr w:type="spellEnd"/>
       <w:r>
-        <w:t>]</w:t>
-      </w:r>
-      <w:r>
-        <w:t>&gt;</w:t>
-      </w:r>
-      <w:r>
-        <w:t xml:space="preserve"> </w:t>
+        <w:t xml:space="preserve">]&gt; </w:t>
       </w:r>
     </w:p>
     <w:p>
       <w:r>
-        <w:t xml:space="preserve">in </w:t>
-      </w:r>
-      <w:r>
-        <w:t>the language of your interpreter</w:t>
-      </w:r>
-      <w:r>
-        <w:t>. The different operators can be swapped out based on different cases.</w:t>
+        <w:t>in the language of your interpreter. The different operators can be swapped out depending on the case.</w:t>
       </w:r>
     </w:p>
     <w:p>
       <w:r>
-        <w:t xml:space="preserve">After the loop is finished the value of the </w:t>
-      </w:r>
-      <w:r>
-        <w:t>&lt;</w:t>
+        <w:t>After the loop is finished, the value of the &lt;</w:t>
       </w:r>
       <w:proofErr w:type="spellStart"/>
       <w:r>
@@ -1898,16 +1578,9 @@
       </w:r>
       <w:proofErr w:type="spellEnd"/>
       <w:r>
-        <w:t>&gt;</w:t>
-      </w:r>
-      <w:r>
-        <w:t xml:space="preserve"> is inserted into the </w:t>
-      </w:r>
-      <w:r>
-        <w:t xml:space="preserve">memory array at the index of the id used at the beginning of the assignment expression. </w:t>
+        <w:t xml:space="preserve">&gt; is inserted into the memory array at the index of the id used at the beginning of the assignment expression. </w:t>
       </w:r>
     </w:p>
-    <w:p/>
     <w:p/>
     <w:p>
       <w:pPr>
@@ -1956,7 +1629,13 @@
     <w:p/>
     <w:p>
       <w:r>
-        <w:t>This the code to evaluate an expression:</w:t>
+        <w:t xml:space="preserve">This </w:t>
+      </w:r>
+      <w:r>
+        <w:t xml:space="preserve">is </w:t>
+      </w:r>
+      <w:r>
+        <w:t>the code to evaluate an expression:</w:t>
       </w:r>
     </w:p>
     <w:p>
@@ -2016,40 +1695,11 @@
                             </w:r>
                             <w:proofErr w:type="gramEnd"/>
                             <w:r>
-                              <w:t>evalExp1(){</w:t>
-                            </w:r>
-                          </w:p>
-                          <w:p>
-                            <w:pPr>
-                              <w:spacing w:after="0"/>
-                            </w:pPr>
-                            <w:r>
-                              <w:t xml:space="preserve">    int rt= </w:t>
-                            </w:r>
-                            <w:proofErr w:type="spellStart"/>
+                              <w:t>evalExp1</w:t>
+                            </w:r>
                             <w:proofErr w:type="gramStart"/>
                             <w:r>
-                              <w:t>val</w:t>
-                            </w:r>
-                            <w:proofErr w:type="spellEnd"/>
-                            <w:r>
-                              <w:t>[</w:t>
-                            </w:r>
-                            <w:proofErr w:type="gramEnd"/>
-                            <w:r>
-                              <w:t>0];</w:t>
-                            </w:r>
-                          </w:p>
-                          <w:p>
-                            <w:pPr>
-                              <w:spacing w:after="0"/>
-                            </w:pPr>
-                            <w:r>
-                              <w:t xml:space="preserve">    int </w:t>
-                            </w:r>
-                            <w:proofErr w:type="gramStart"/>
-                            <w:r>
-                              <w:t>OPID;</w:t>
+                              <w:t>(){</w:t>
                             </w:r>
                             <w:proofErr w:type="gramEnd"/>
                           </w:p>
@@ -2058,11 +1708,24 @@
                               <w:spacing w:after="0"/>
                             </w:pPr>
                             <w:r>
-                              <w:t xml:space="preserve">    if(l&gt;</w:t>
-                            </w:r>
+                              <w:t xml:space="preserve">    int rt= </w:t>
+                            </w:r>
+                            <w:proofErr w:type="spellStart"/>
                             <w:proofErr w:type="gramStart"/>
                             <w:r>
-                              <w:t>1){</w:t>
+                              <w:t>val</w:t>
+                            </w:r>
+                            <w:proofErr w:type="spellEnd"/>
+                            <w:r>
+                              <w:t>[</w:t>
+                            </w:r>
+                            <w:proofErr w:type="gramEnd"/>
+                            <w:r>
+                              <w:t>0</w:t>
+                            </w:r>
+                            <w:proofErr w:type="gramStart"/>
+                            <w:r>
+                              <w:t>];</w:t>
                             </w:r>
                             <w:proofErr w:type="gramEnd"/>
                           </w:p>
@@ -2071,56 +1734,89 @@
                               <w:spacing w:after="0"/>
                             </w:pPr>
                             <w:r>
-                              <w:t xml:space="preserve">    </w:t>
+                              <w:t xml:space="preserve">    int </w:t>
                             </w:r>
                             <w:proofErr w:type="gramStart"/>
                             <w:r>
-                              <w:t>for(</w:t>
+                              <w:t>OPID;</w:t>
                             </w:r>
                             <w:proofErr w:type="gramEnd"/>
-                            <w:r>
-                              <w:t xml:space="preserve">int </w:t>
-                            </w:r>
-                            <w:proofErr w:type="spellStart"/>
-                            <w:r>
-                              <w:t>i</w:t>
-                            </w:r>
-                            <w:proofErr w:type="spellEnd"/>
-                            <w:r>
-                              <w:t xml:space="preserve">=1; </w:t>
-                            </w:r>
-                            <w:proofErr w:type="spellStart"/>
-                            <w:r>
-                              <w:t>i</w:t>
-                            </w:r>
-                            <w:proofErr w:type="spellEnd"/>
-                            <w:r>
-                              <w:t>&lt;</w:t>
-                            </w:r>
-                            <w:proofErr w:type="spellStart"/>
-                            <w:r>
-                              <w:t>l;i</w:t>
-                            </w:r>
-                            <w:proofErr w:type="spellEnd"/>
-                            <w:r>
-                              <w:t>++){</w:t>
-                            </w:r>
                           </w:p>
                           <w:p>
                             <w:pPr>
                               <w:spacing w:after="0"/>
                             </w:pPr>
                             <w:r>
-                              <w:t xml:space="preserve">     rt=eval(</w:t>
+                              <w:t xml:space="preserve">    if(l&gt;</w:t>
+                            </w:r>
+                            <w:proofErr w:type="gramStart"/>
+                            <w:r>
+                              <w:t>1){</w:t>
+                            </w:r>
+                            <w:proofErr w:type="gramEnd"/>
+                          </w:p>
+                          <w:p>
+                            <w:pPr>
+                              <w:spacing w:after="0"/>
+                            </w:pPr>
+                            <w:r>
+                              <w:t xml:space="preserve">    </w:t>
+                            </w:r>
+                            <w:proofErr w:type="gramStart"/>
+                            <w:r>
+                              <w:t>for(</w:t>
+                            </w:r>
+                            <w:proofErr w:type="gramEnd"/>
+                            <w:r>
+                              <w:t xml:space="preserve">int </w:t>
+                            </w:r>
+                            <w:proofErr w:type="spellStart"/>
+                            <w:r>
+                              <w:t>i</w:t>
+                            </w:r>
+                            <w:proofErr w:type="spellEnd"/>
+                            <w:r>
+                              <w:t xml:space="preserve">=1; </w:t>
+                            </w:r>
+                            <w:proofErr w:type="spellStart"/>
+                            <w:r>
+                              <w:t>i</w:t>
+                            </w:r>
+                            <w:proofErr w:type="spellEnd"/>
+                            <w:r>
+                              <w:t>&lt;</w:t>
                             </w:r>
                             <w:proofErr w:type="spellStart"/>
                             <w:proofErr w:type="gramStart"/>
                             <w:r>
-                              <w:t>rt,val</w:t>
+                              <w:t>l;i</w:t>
                             </w:r>
                             <w:proofErr w:type="spellEnd"/>
                             <w:proofErr w:type="gramEnd"/>
                             <w:r>
+                              <w:t>+</w:t>
+                            </w:r>
+                            <w:proofErr w:type="gramStart"/>
+                            <w:r>
+                              <w:t>+){</w:t>
+                            </w:r>
+                            <w:proofErr w:type="gramEnd"/>
+                          </w:p>
+                          <w:p>
+                            <w:pPr>
+                              <w:spacing w:after="0"/>
+                            </w:pPr>
+                            <w:r>
+                              <w:t xml:space="preserve">     rt=eval(</w:t>
+                            </w:r>
+                            <w:proofErr w:type="spellStart"/>
+                            <w:proofErr w:type="gramStart"/>
+                            <w:r>
+                              <w:t>rt,val</w:t>
+                            </w:r>
+                            <w:proofErr w:type="spellEnd"/>
+                            <w:proofErr w:type="gramEnd"/>
+                            <w:r>
                               <w:t>[</w:t>
                             </w:r>
                             <w:proofErr w:type="spellStart"/>
@@ -2137,7 +1833,15 @@
                             </w:r>
                             <w:proofErr w:type="spellEnd"/>
                             <w:r>
-                              <w:t>[i-1] ); }</w:t>
+                              <w:t>[i-1</w:t>
+                            </w:r>
+                            <w:proofErr w:type="gramStart"/>
+                            <w:r>
+                              <w:t>] )</w:t>
+                            </w:r>
+                            <w:proofErr w:type="gramEnd"/>
+                            <w:r>
+                              <w:t>; }</w:t>
                             </w:r>
                           </w:p>
                           <w:p>
@@ -2379,7 +2083,7 @@
     <w:p/>
     <w:p>
       <w:r>
-        <w:t xml:space="preserve">By simply setting the rt to the initial; value in the expression we do not to need to write separate code to handle single value assignments due to conditional dependence. Then by taking the current rt and the next value in the expression simple calling the </w:t>
+        <w:t xml:space="preserve">By simply setting the rt to the initial value in the expression, we do not need to write separate code to handle single-value assignments due to conditional dependence. Then, by taking the current rt and the next value in the expression, simply calling the </w:t>
       </w:r>
       <w:proofErr w:type="gramStart"/>
       <w:r>
@@ -2394,10 +2098,7 @@
       </w:r>
       <w:proofErr w:type="gramEnd"/>
       <w:r>
-        <w:t xml:space="preserve">) function will </w:t>
-      </w:r>
-      <w:r>
-        <w:t xml:space="preserve">solve the subexpression.  The </w:t>
+        <w:t xml:space="preserve">) function will solve the subexpression. The </w:t>
       </w:r>
       <w:proofErr w:type="gramStart"/>
       <w:r>
@@ -2412,13 +2113,15 @@
       </w:r>
       <w:proofErr w:type="gramEnd"/>
       <w:r>
-        <w:t xml:space="preserve">) looks at the current operate and based on the available cases of possible operators it selects the conditional of the operation and which has a simple expression written in </w:t>
-      </w:r>
-      <w:r>
-        <w:t>C</w:t>
-      </w:r>
-      <w:r>
-        <w:t>++ using said operator.</w:t>
+        <w:t xml:space="preserve">) looks at the current operation </w:t>
+      </w:r>
+      <w:proofErr w:type="gramStart"/>
+      <w:r>
+        <w:t>and,</w:t>
+      </w:r>
+      <w:proofErr w:type="gramEnd"/>
+      <w:r>
+        <w:t xml:space="preserve"> based on the available cases of possible operators, selects the condition of the operation that has a simple expression written in C++ using said operator.</w:t>
       </w:r>
     </w:p>
     <w:p/>
@@ -2442,6 +2145,7 @@
           <w:sz w:val="32"/>
           <w:szCs w:val="32"/>
         </w:rPr>
+        <w:lastRenderedPageBreak/>
         <w:t xml:space="preserve">Complex Interpretation of </w:t>
       </w:r>
       <w:r>
@@ -2466,130 +2170,28 @@
       </w:r>
       <w:bookmarkEnd w:id="5"/>
     </w:p>
-    <w:p/>
     <w:p>
-      <w:r>
-        <w:t xml:space="preserve">Due to the </w:t>
-      </w:r>
-      <w:r>
-        <w:t xml:space="preserve">way of evaluating the expressions mention above a critical flaw is </w:t>
-      </w:r>
-      <w:r>
-        <w:t>created in which is only apparent when looking at how this works under looping conditions</w:t>
-      </w:r>
-      <w:r>
-        <w:t xml:space="preserve">. </w:t>
-      </w:r>
-      <w:r>
-        <w:t>W</w:t>
-      </w:r>
-      <w:r>
-        <w:t xml:space="preserve">hen an expression is made </w:t>
-      </w:r>
-      <w:r>
-        <w:t xml:space="preserve">a static </w:t>
-      </w:r>
-      <w:r>
-        <w:lastRenderedPageBreak/>
-        <w:t>copy of the variables value is passed into the expression’s value array</w:t>
-      </w:r>
-      <w:r>
-        <w:t xml:space="preserve"> upon the parsing process</w:t>
-      </w:r>
-      <w:r>
-        <w:t xml:space="preserve">. Only after an </w:t>
-      </w:r>
-      <w:r>
-        <w:t>iteration</w:t>
-      </w:r>
-      <w:r>
-        <w:t xml:space="preserve"> of a loop is completed </w:t>
-      </w:r>
-      <w:r>
-        <w:t xml:space="preserve">and a second round of parsing is completed </w:t>
-      </w:r>
-      <w:r>
-        <w:t>in which variables are refreshed and updated in the expression. So</w:t>
-      </w:r>
-      <w:r>
-        <w:t>,</w:t>
-      </w:r>
-      <w:r>
-        <w:t xml:space="preserve"> then </w:t>
-      </w:r>
-      <w:r>
-        <w:t>what’s</w:t>
-      </w:r>
-      <w:r>
-        <w:t xml:space="preserve"> the problem </w:t>
-      </w:r>
-      <w:r>
-        <w:t>if the variables are getting updated on the completion of the loop iteration</w:t>
-      </w:r>
-      <w:r>
-        <w:t>?</w:t>
-      </w:r>
-      <w:r>
-        <w:t xml:space="preserve"> </w:t>
-      </w:r>
-      <w:r>
-        <w:t xml:space="preserve">Well, if I have a loop with multiple </w:t>
-      </w:r>
-      <w:r>
-        <w:t>statements</w:t>
-      </w:r>
-      <w:r>
-        <w:t xml:space="preserve"> </w:t>
-      </w:r>
-      <w:r>
-        <w:t xml:space="preserve">that use a particular variable as the </w:t>
-      </w:r>
-      <w:r>
-        <w:t>assign to</w:t>
-      </w:r>
-      <w:r>
-        <w:t>o</w:t>
-      </w:r>
-      <w:r>
-        <w:t xml:space="preserve"> part of an assignment statement and then</w:t>
-      </w:r>
-      <w:r>
-        <w:t xml:space="preserve"> another statement calls</w:t>
-      </w:r>
-      <w:r>
-        <w:t xml:space="preserve"> that</w:t>
-      </w:r>
-      <w:r>
-        <w:t xml:space="preserve"> same </w:t>
-      </w:r>
-      <w:r>
-        <w:t>variable</w:t>
-      </w:r>
-      <w:r>
-        <w:t xml:space="preserve"> again in </w:t>
-      </w:r>
-      <w:r>
-        <w:t xml:space="preserve">an expression then the expression will only </w:t>
-      </w:r>
-      <w:r>
-        <w:t xml:space="preserve">evaluate using the static copy of the </w:t>
-      </w:r>
-      <w:r>
-        <w:t>variable</w:t>
-      </w:r>
-      <w:r>
-        <w:t xml:space="preserve"> it was given at </w:t>
-      </w:r>
-      <w:r>
-        <w:t xml:space="preserve">the </w:t>
-      </w:r>
-      <w:r>
-        <w:t xml:space="preserve">time of </w:t>
-      </w:r>
-      <w:r>
-        <w:t>parsing.</w:t>
+      <w:pPr>
+        <w:pStyle w:val="Heading3"/>
+        <w:rPr>
+          <w:rFonts w:asciiTheme="minorHAnsi" w:eastAsiaTheme="minorHAnsi" w:hAnsiTheme="minorHAnsi" w:cstheme="minorBidi"/>
+          <w:color w:val="auto"/>
+          <w:sz w:val="22"/>
+          <w:szCs w:val="22"/>
+        </w:rPr>
+      </w:pPr>
+      <w:bookmarkStart w:id="6" w:name="_Toc101022030"/>
+      <w:r>
+        <w:rPr>
+          <w:rFonts w:asciiTheme="minorHAnsi" w:eastAsiaTheme="minorHAnsi" w:hAnsiTheme="minorHAnsi" w:cstheme="minorBidi"/>
+          <w:color w:val="auto"/>
+          <w:sz w:val="22"/>
+          <w:szCs w:val="22"/>
+        </w:rPr>
+        <w:t>Due to the way of evaluating the expressions mentioned above, a critical flaw is created, which is only apparent when looking at how this works under looping conditions. When an expression is made, a static copy of the variable's value is passed into the expression’s value array during the parsing process. Only after an iteration of a loop is completed, and a second round of parsing is completed, in which variables are refreshed and updated in the expression. So, then what’s the problem if the variables are getting updated on the completion of the loop iteration? Well, if I have a loop with multiple statements that use a particular variable as the assign to part of an assignment statement and then another statement calls that same variable again in an expression, then the expression will only evaluate using the static copy of the variable it was given at the time of parsing.</w:t>
       </w:r>
     </w:p>
+    <w:p/>
     <w:p>
       <w:pPr>
         <w:pStyle w:val="Heading3"/>
@@ -2601,7 +2203,6 @@
           <w:szCs w:val="28"/>
         </w:rPr>
       </w:pPr>
-      <w:bookmarkStart w:id="6" w:name="_Toc101022030"/>
       <w:r>
         <w:rPr>
           <w:b/>
@@ -2627,180 +2228,13 @@
     <w:p/>
     <w:p>
       <w:r>
-        <w:t>To</w:t>
-      </w:r>
-      <w:r>
-        <w:t xml:space="preserve"> circumvent this</w:t>
-      </w:r>
-      <w:r>
-        <w:t xml:space="preserve"> issue,</w:t>
-      </w:r>
-      <w:r>
-        <w:t xml:space="preserve"> </w:t>
-      </w:r>
-      <w:r>
-        <w:t xml:space="preserve">a method to periodically update the </w:t>
-      </w:r>
-      <w:r>
-        <w:t>values of the variables in the expression is needed.</w:t>
-      </w:r>
-      <w:r>
-        <w:t xml:space="preserve"> </w:t>
-      </w:r>
-      <w:r>
-        <w:t>Thus,</w:t>
-      </w:r>
-      <w:r>
-        <w:t xml:space="preserve"> the concept of the Loop Clock is born to </w:t>
-      </w:r>
-      <w:r>
-        <w:t>solve</w:t>
-      </w:r>
-      <w:r>
-        <w:t xml:space="preserve"> the rate at </w:t>
-      </w:r>
-      <w:r>
-        <w:t>which</w:t>
-      </w:r>
-      <w:r>
-        <w:t xml:space="preserve"> the </w:t>
-      </w:r>
-      <w:r>
-        <w:t xml:space="preserve">values in the expressions must be refreshed. To refresh the </w:t>
-      </w:r>
-      <w:r>
-        <w:t xml:space="preserve">variables the Starr </w:t>
-      </w:r>
-      <w:r>
-        <w:t xml:space="preserve">object was created which is a </w:t>
-      </w:r>
-      <w:r>
-        <w:t xml:space="preserve">collection of the </w:t>
-      </w:r>
-      <w:r>
-        <w:t xml:space="preserve">different statements in the loop with the ability to update its contents </w:t>
-      </w:r>
-      <w:r>
-        <w:t xml:space="preserve">easily </w:t>
-      </w:r>
-      <w:r>
-        <w:t>like</w:t>
-      </w:r>
-      <w:r>
-        <w:t xml:space="preserve"> an array but using the structure of a stack. </w:t>
-      </w:r>
-      <w:r>
-        <w:t xml:space="preserve">Every time </w:t>
-      </w:r>
-      <w:r>
-        <w:t xml:space="preserve">each of the </w:t>
-      </w:r>
-      <w:r>
-        <w:t>loop’s</w:t>
-      </w:r>
-      <w:r>
-        <w:t xml:space="preserve"> commands are executed </w:t>
-      </w:r>
-      <w:r>
-        <w:t>the</w:t>
-      </w:r>
-      <w:r>
-        <w:t xml:space="preserve"> Starr</w:t>
-      </w:r>
-      <w:r>
-        <w:t xml:space="preserve"> object</w:t>
-      </w:r>
-      <w:r>
-        <w:t xml:space="preserve"> performs an update to maintain</w:t>
-      </w:r>
-      <w:r>
-        <w:t xml:space="preserve"> t</w:t>
-      </w:r>
-      <w:r>
-        <w:t xml:space="preserve">he </w:t>
-      </w:r>
-      <w:r>
-        <w:t>contents</w:t>
-      </w:r>
-      <w:r>
-        <w:t xml:space="preserve"> of the </w:t>
-      </w:r>
-      <w:r>
-        <w:t>expressions</w:t>
-      </w:r>
-      <w:r>
-        <w:t xml:space="preserve">. </w:t>
-      </w:r>
-      <w:r>
-        <w:t xml:space="preserve">After all commands have been executed in an </w:t>
-      </w:r>
-      <w:r>
-        <w:t>iteration</w:t>
-      </w:r>
-      <w:r>
-        <w:t xml:space="preserve"> </w:t>
-      </w:r>
-      <w:r>
-        <w:t>the queue is res</w:t>
-      </w:r>
-      <w:r>
-        <w:t>e</w:t>
-      </w:r>
-      <w:r>
-        <w:t>t</w:t>
-      </w:r>
-      <w:r>
-        <w:t xml:space="preserve"> </w:t>
-      </w:r>
-      <w:r>
-        <w:t xml:space="preserve">back to the </w:t>
-      </w:r>
-      <w:r>
-        <w:t xml:space="preserve">first Expression in the </w:t>
-      </w:r>
-      <w:r>
-        <w:t>Starr</w:t>
-      </w:r>
-      <w:r>
-        <w:t xml:space="preserve"> and</w:t>
-      </w:r>
-      <w:r>
-        <w:t xml:space="preserve"> this</w:t>
-      </w:r>
-      <w:r>
-        <w:t xml:space="preserve"> repeat</w:t>
-      </w:r>
-      <w:r>
-        <w:t>s</w:t>
-      </w:r>
-      <w:r>
-        <w:t xml:space="preserve"> until </w:t>
-      </w:r>
-      <w:r>
-        <w:t xml:space="preserve">all iterations have been </w:t>
-      </w:r>
-      <w:r>
-        <w:t>completed the given s</w:t>
-      </w:r>
-      <w:r>
-        <w:t>e</w:t>
-      </w:r>
-      <w:r>
-        <w:t xml:space="preserve">t of </w:t>
-      </w:r>
-      <w:r>
-        <w:t>iterations.</w:t>
-      </w:r>
-      <w:r>
-        <w:t xml:space="preserve"> </w:t>
+        <w:t xml:space="preserve">To circumvent this issue, a method for periodically updating the variable values in the expression is needed. Thus, the concept of the Loop Clock is born to solve the rate at which the values in the expressions must be refreshed. To refresh the variables, the Starr object was created, a collection of the different statements in the loop that can easily update its contents, like an array, but with a stack-like structure. Every time each of the loop’s commands is executed, the Starr object performs an update to maintain the contents of the expressions. After all commands have been executed in an iteration, the queue is reset to the first Expression in the Starr, and this repeats until all iterations in the given set have been completed. </w:t>
       </w:r>
     </w:p>
     <w:p>
       <w:r>
-        <w:t xml:space="preserve">The Loop clock depicted in the graph below shows a loop with 4 statements looped three times </w:t>
-      </w:r>
-    </w:p>
-    <w:p>
+        <w:t xml:space="preserve">The Loop clock depicted in the graph below shows a loop with 4 statements looped three times. </w:t>
+      </w:r>
       <w:r>
         <w:rPr>
           <w:noProof/>
@@ -2823,12 +2257,12 @@
     <w:p/>
     <w:p>
       <w:r>
-        <w:t xml:space="preserve">Loop Clock works to both maintain expression variables as well as to tell the order in which statements of any type in the loop gets executed. To implement this simply change the </w:t>
-      </w:r>
-      <w:r>
-        <w:t xml:space="preserve">Loop Clock would on certain values of the counter preform other types of operations. </w:t>
-      </w:r>
-      <w:r>
+        <w:t xml:space="preserve">Loop Clock maintains expression variables and indicates the order in which statements of any type in the loop are executed. To implement this, simply set the Loop Clock to perform other operations when the counter reaches certain values. </w:t>
+      </w:r>
+    </w:p>
+    <w:p>
+      <w:r>
+        <w:lastRenderedPageBreak/>
         <w:t xml:space="preserve"> </w:t>
       </w:r>
     </w:p>
@@ -2869,14 +2303,7 @@
     <w:p/>
     <w:p>
       <w:r>
-        <w:lastRenderedPageBreak/>
-        <w:t>The object Starr was created to combine the easy of resizing of a stack with the iterative access of an array.</w:t>
-      </w:r>
-      <w:r>
-        <w:t xml:space="preserve"> It has two main functions one which is a copy of the existing expression evaluator and </w:t>
-      </w:r>
-      <w:r>
-        <w:t xml:space="preserve">the other is the </w:t>
+        <w:t xml:space="preserve">The object Starr was created to combine the ease of resizing of a stack with the iterative access of an array. It has two main functions: one, which is a copy of the existing expression evaluator, and the other is the </w:t>
       </w:r>
       <w:proofErr w:type="gramStart"/>
       <w:r>
@@ -2884,14 +2311,7 @@
           <w:i/>
           <w:iCs/>
         </w:rPr>
-        <w:t>maintain</w:t>
-      </w:r>
-      <w:r>
-        <w:rPr>
-          <w:i/>
-          <w:iCs/>
-        </w:rPr>
-        <w:t>(</w:t>
+        <w:t>maintain(</w:t>
       </w:r>
       <w:proofErr w:type="gramEnd"/>
       <w:r>
@@ -2902,8 +2322,10 @@
         <w:t xml:space="preserve">) </w:t>
       </w:r>
       <w:r>
-        <w:t xml:space="preserve">function which performs a set of transformations to update the variables in the statements. </w:t>
-      </w:r>
+        <w:t xml:space="preserve">function, which performs a set of transformations to update the variables in the statements. </w:t>
+      </w:r>
+    </w:p>
+    <w:p>
       <w:r>
         <w:t xml:space="preserve">The </w:t>
       </w:r>
@@ -3152,11 +2574,11 @@
                             </w:r>
                             <w:proofErr w:type="gramStart"/>
                             <w:r>
-                              <w:t>Starr::</w:t>
+                              <w:t>Starr::maintain(</w:t>
                             </w:r>
                             <w:proofErr w:type="gramEnd"/>
                             <w:r>
-                              <w:t>maintain() {</w:t>
+                              <w:t>) {</w:t>
                             </w:r>
                           </w:p>
                           <w:p>
@@ -3250,8 +2672,13 @@
                             </w:r>
                             <w:proofErr w:type="gramEnd"/>
                             <w:r>
-                              <w:t>));</w:t>
-                            </w:r>
+                              <w:t>)</w:t>
+                            </w:r>
+                            <w:proofErr w:type="gramStart"/>
+                            <w:r>
+                              <w:t>);</w:t>
+                            </w:r>
+                            <w:proofErr w:type="gramEnd"/>
                           </w:p>
                           <w:p>
                             <w:pPr>
@@ -3264,12 +2691,9 @@
                             </w:r>
                             <w:proofErr w:type="spellEnd"/>
                             <w:r>
-                              <w:t>(</w:t>
+                              <w:t>();</w:t>
                             </w:r>
                             <w:proofErr w:type="gramEnd"/>
-                            <w:r>
-                              <w:t>);</w:t>
-                            </w:r>
                           </w:p>
                           <w:p>
                             <w:pPr>
@@ -3311,12 +2735,9 @@
                             </w:r>
                             <w:proofErr w:type="spellEnd"/>
                             <w:r>
-                              <w:t>(</w:t>
+                              <w:t>();</w:t>
                             </w:r>
                             <w:proofErr w:type="gramEnd"/>
-                            <w:r>
-                              <w:t>);</w:t>
-                            </w:r>
                           </w:p>
                           <w:p>
                             <w:pPr>
@@ -3329,12 +2750,9 @@
                             </w:r>
                             <w:proofErr w:type="spellEnd"/>
                             <w:r>
-                              <w:t>(</w:t>
+                              <w:t>();</w:t>
                             </w:r>
                             <w:proofErr w:type="gramEnd"/>
-                            <w:r>
-                              <w:t>);</w:t>
-                            </w:r>
                           </w:p>
                           <w:p>
                             <w:pPr>
@@ -3372,13 +2790,20 @@
                               <w:t xml:space="preserve">, </w:t>
                             </w:r>
                             <w:proofErr w:type="spellStart"/>
+                            <w:proofErr w:type="gramStart"/>
                             <w:r>
                               <w:t>current.z</w:t>
                             </w:r>
                             <w:proofErr w:type="spellEnd"/>
-                            <w:r>
-                              <w:t>, Reg);</w:t>
-                            </w:r>
+                            <w:proofErr w:type="gramEnd"/>
+                            <w:r>
+                              <w:t>, Reg</w:t>
+                            </w:r>
+                            <w:proofErr w:type="gramStart"/>
+                            <w:r>
+                              <w:t>);</w:t>
+                            </w:r>
+                            <w:proofErr w:type="gramEnd"/>
                           </w:p>
                           <w:p>
                             <w:pPr>
@@ -3392,8 +2817,13 @@
                             <w:proofErr w:type="spellEnd"/>
                             <w:proofErr w:type="gramEnd"/>
                             <w:r>
-                              <w:t xml:space="preserve"> = f;</w:t>
-                            </w:r>
+                              <w:t xml:space="preserve"> = </w:t>
+                            </w:r>
+                            <w:proofErr w:type="gramStart"/>
+                            <w:r>
+                              <w:t>f;</w:t>
+                            </w:r>
+                            <w:proofErr w:type="gramEnd"/>
                           </w:p>
                           <w:p>
                             <w:pPr>
@@ -3408,8 +2838,13 @@
                             </w:r>
                             <w:proofErr w:type="gramEnd"/>
                             <w:r>
-                              <w:t>1();</w:t>
-                            </w:r>
+                              <w:t>1(</w:t>
+                            </w:r>
+                            <w:proofErr w:type="gramStart"/>
+                            <w:r>
+                              <w:t>);</w:t>
+                            </w:r>
+                            <w:proofErr w:type="gramEnd"/>
                           </w:p>
                           <w:p>
                             <w:pPr>
@@ -3473,8 +2908,13 @@
                             </w:r>
                             <w:proofErr w:type="gramEnd"/>
                             <w:r>
-                              <w:t>));</w:t>
-                            </w:r>
+                              <w:t>)</w:t>
+                            </w:r>
+                            <w:proofErr w:type="gramStart"/>
+                            <w:r>
+                              <w:t>);</w:t>
+                            </w:r>
+                            <w:proofErr w:type="gramEnd"/>
                           </w:p>
                           <w:p>
                             <w:pPr>
@@ -3487,12 +2927,9 @@
                             </w:r>
                             <w:proofErr w:type="spellEnd"/>
                             <w:r>
-                              <w:t>(</w:t>
+                              <w:t>();</w:t>
                             </w:r>
                             <w:proofErr w:type="gramEnd"/>
-                            <w:r>
-                              <w:t>);</w:t>
-                            </w:r>
                           </w:p>
                           <w:p>
                             <w:pPr>
@@ -3949,8 +3386,8 @@
           <w:szCs w:val="28"/>
         </w:rPr>
       </w:pPr>
-      <w:bookmarkStart w:id="8" w:name="_Hlk99827163"/>
-      <w:bookmarkStart w:id="9" w:name="_Toc101022032"/>
+      <w:bookmarkStart w:id="8" w:name="_Toc101022032"/>
+      <w:bookmarkStart w:id="9" w:name="_Hlk99827163"/>
       <w:r>
         <w:rPr>
           <w:b/>
@@ -3959,7 +3396,6 @@
           <w:sz w:val="28"/>
           <w:szCs w:val="28"/>
         </w:rPr>
-        <w:lastRenderedPageBreak/>
         <w:t>Lo</w:t>
       </w:r>
       <w:r>
@@ -3972,7 +3408,7 @@
         </w:rPr>
         <w:t>op Function Code Example in C++</w:t>
       </w:r>
-      <w:bookmarkEnd w:id="9"/>
+      <w:bookmarkEnd w:id="8"/>
       <w:r>
         <w:rPr>
           <w:b/>
@@ -3983,7 +3419,7 @@
         </w:rPr>
         <w:t xml:space="preserve">  </w:t>
       </w:r>
-      <w:bookmarkEnd w:id="8"/>
+      <w:bookmarkEnd w:id="9"/>
       <w:r>
         <w:rPr>
           <w:rFonts w:eastAsiaTheme="minorHAnsi"/>
@@ -5152,77 +4588,6 @@
     </w:p>
     <w:p>
       <w:pPr>
-        <w:tabs>
-          <w:tab w:val="left" w:pos="2003"/>
-        </w:tabs>
-      </w:pPr>
-      <w:r>
-        <w:t xml:space="preserve">This is what the code looks like for looping an expression this does not show I how I load the statements into the </w:t>
-      </w:r>
-      <w:proofErr w:type="spellStart"/>
-      <w:r>
-        <w:t>LoopCode</w:t>
-      </w:r>
-      <w:proofErr w:type="spellEnd"/>
-      <w:r>
-        <w:t xml:space="preserve"> variable.</w:t>
-      </w:r>
-      <w:r>
-        <w:t xml:space="preserve"> </w:t>
-      </w:r>
-      <w:r>
-        <w:t>W</w:t>
-      </w:r>
-      <w:r>
-        <w:t xml:space="preserve">hich was simply </w:t>
-      </w:r>
-      <w:r>
-        <w:t>an</w:t>
-      </w:r>
-      <w:r>
-        <w:t xml:space="preserve"> </w:t>
-      </w:r>
-      <w:r>
-        <w:t xml:space="preserve">instance of </w:t>
-      </w:r>
-      <w:r>
-        <w:t>an</w:t>
-      </w:r>
-      <w:r>
-        <w:t xml:space="preserve"> </w:t>
-      </w:r>
-      <w:r>
-        <w:t>object I created known as</w:t>
-      </w:r>
-      <w:r>
-        <w:t xml:space="preserve"> Starr</w:t>
-      </w:r>
-      <w:r>
-        <w:t xml:space="preserve">. It simple holds and array with a list of specific tokens making up a statement and stores the length of said statement. </w:t>
-      </w:r>
-      <w:r>
-        <w:t xml:space="preserve">The </w:t>
-      </w:r>
-      <w:proofErr w:type="spellStart"/>
-      <w:r>
-        <w:t>loopS</w:t>
-      </w:r>
-      <w:proofErr w:type="spellEnd"/>
-      <w:r>
-        <w:t xml:space="preserve"> variable is used to extend the duration of the loop from the requested count to count * (# the of statements in loop). Each if statement rests the value n which corresponds to the level in the loop clock cycle. </w:t>
-      </w:r>
-      <w:r>
-        <w:t xml:space="preserve">The values of the variables are passed back to the interpreter after each </w:t>
-      </w:r>
-      <w:r>
-        <w:t>iteration</w:t>
-      </w:r>
-      <w:r>
-        <w:t xml:space="preserve"> to maintain the integer if a possible runtime failure occurred providing backup Register.</w:t>
-      </w:r>
-    </w:p>
-    <w:p>
-      <w:pPr>
         <w:pStyle w:val="Heading2"/>
         <w:rPr>
           <w:b/>
@@ -5235,13 +4600,123 @@
       <w:bookmarkStart w:id="10" w:name="_Toc101022033"/>
       <w:r>
         <w:rPr>
+          <w:rFonts w:asciiTheme="minorHAnsi" w:eastAsiaTheme="minorHAnsi" w:hAnsiTheme="minorHAnsi" w:cstheme="minorBidi"/>
+          <w:color w:val="auto"/>
+          <w:sz w:val="22"/>
+          <w:szCs w:val="22"/>
+        </w:rPr>
+        <w:t xml:space="preserve">This is what the code looks like for looping an expression. This does not show how I load the statements into the </w:t>
+      </w:r>
+      <w:proofErr w:type="spellStart"/>
+      <w:r>
+        <w:rPr>
+          <w:rFonts w:asciiTheme="minorHAnsi" w:eastAsiaTheme="minorHAnsi" w:hAnsiTheme="minorHAnsi" w:cstheme="minorBidi"/>
+          <w:color w:val="auto"/>
+          <w:sz w:val="22"/>
+          <w:szCs w:val="22"/>
+        </w:rPr>
+        <w:t>LoopCode</w:t>
+      </w:r>
+      <w:proofErr w:type="spellEnd"/>
+      <w:r>
+        <w:rPr>
+          <w:rFonts w:asciiTheme="minorHAnsi" w:eastAsiaTheme="minorHAnsi" w:hAnsiTheme="minorHAnsi" w:cstheme="minorBidi"/>
+          <w:color w:val="auto"/>
+          <w:sz w:val="22"/>
+          <w:szCs w:val="22"/>
+        </w:rPr>
+        <w:t xml:space="preserve"> variable. This was simply an instance of an object I created, known as Starr. It simply holds an array containing a list of specific tokens that make up a </w:t>
+      </w:r>
+      <w:proofErr w:type="gramStart"/>
+      <w:r>
+        <w:rPr>
+          <w:rFonts w:asciiTheme="minorHAnsi" w:eastAsiaTheme="minorHAnsi" w:hAnsiTheme="minorHAnsi" w:cstheme="minorBidi"/>
+          <w:color w:val="auto"/>
+          <w:sz w:val="22"/>
+          <w:szCs w:val="22"/>
+        </w:rPr>
+        <w:t>statement, and</w:t>
+      </w:r>
+      <w:proofErr w:type="gramEnd"/>
+      <w:r>
+        <w:rPr>
+          <w:rFonts w:asciiTheme="minorHAnsi" w:eastAsiaTheme="minorHAnsi" w:hAnsiTheme="minorHAnsi" w:cstheme="minorBidi"/>
+          <w:color w:val="auto"/>
+          <w:sz w:val="22"/>
+          <w:szCs w:val="22"/>
+        </w:rPr>
+        <w:t xml:space="preserve"> stores the length of that statement. The </w:t>
+      </w:r>
+      <w:proofErr w:type="spellStart"/>
+      <w:r>
+        <w:rPr>
+          <w:rFonts w:asciiTheme="minorHAnsi" w:eastAsiaTheme="minorHAnsi" w:hAnsiTheme="minorHAnsi" w:cstheme="minorBidi"/>
+          <w:color w:val="auto"/>
+          <w:sz w:val="22"/>
+          <w:szCs w:val="22"/>
+        </w:rPr>
+        <w:t>loopS</w:t>
+      </w:r>
+      <w:proofErr w:type="spellEnd"/>
+      <w:r>
+        <w:rPr>
+          <w:rFonts w:asciiTheme="minorHAnsi" w:eastAsiaTheme="minorHAnsi" w:hAnsiTheme="minorHAnsi" w:cstheme="minorBidi"/>
+          <w:color w:val="auto"/>
+          <w:sz w:val="22"/>
+          <w:szCs w:val="22"/>
+        </w:rPr>
+        <w:t xml:space="preserve"> variable is used to extend the duration of the loop from the requested count to count </w:t>
+      </w:r>
+      <w:proofErr w:type="gramStart"/>
+      <w:r>
+        <w:rPr>
+          <w:rFonts w:asciiTheme="minorHAnsi" w:eastAsiaTheme="minorHAnsi" w:hAnsiTheme="minorHAnsi" w:cstheme="minorBidi"/>
+          <w:color w:val="auto"/>
+          <w:sz w:val="22"/>
+          <w:szCs w:val="22"/>
+        </w:rPr>
+        <w:t xml:space="preserve">* (# </w:t>
+      </w:r>
+      <w:proofErr w:type="gramEnd"/>
+      <w:r>
+        <w:rPr>
+          <w:rFonts w:asciiTheme="minorHAnsi" w:eastAsiaTheme="minorHAnsi" w:hAnsiTheme="minorHAnsi" w:cstheme="minorBidi"/>
+          <w:color w:val="auto"/>
+          <w:sz w:val="22"/>
+          <w:szCs w:val="22"/>
+        </w:rPr>
+        <w:t xml:space="preserve">the of statements in loop). Each if statement sets the value of n, which corresponds to the loop's clock cycle. The values of the variables are passed back to the interpreter after each iteration to maintain the integer, in case a possible runtime failure occurred, providing a backup </w:t>
+      </w:r>
+      <w:proofErr w:type="spellStart"/>
+      <w:r>
+        <w:rPr>
+          <w:rFonts w:asciiTheme="minorHAnsi" w:eastAsiaTheme="minorHAnsi" w:hAnsiTheme="minorHAnsi" w:cstheme="minorBidi"/>
+          <w:color w:val="auto"/>
+          <w:sz w:val="22"/>
+          <w:szCs w:val="22"/>
+        </w:rPr>
+        <w:t>Register.</w:t>
+      </w:r>
+      <w:r>
+        <w:rPr>
           <w:b/>
           <w:bCs/>
           <w:color w:val="auto"/>
           <w:sz w:val="32"/>
           <w:szCs w:val="32"/>
         </w:rPr>
-        <w:t xml:space="preserve">I/O </w:t>
+        <w:t>I</w:t>
+      </w:r>
+      <w:proofErr w:type="spellEnd"/>
+      <w:r>
+        <w:rPr>
+          <w:b/>
+          <w:bCs/>
+          <w:color w:val="auto"/>
+          <w:sz w:val="32"/>
+          <w:szCs w:val="32"/>
+        </w:rPr>
+        <w:t xml:space="preserve">/O </w:t>
       </w:r>
       <w:r>
         <w:rPr>
@@ -5298,16 +4773,7 @@
     <w:p/>
     <w:p>
       <w:r>
-        <w:t>Additional Language</w:t>
-      </w:r>
-      <w:r>
-        <w:t xml:space="preserve"> and Interpreter</w:t>
-      </w:r>
-      <w:r>
-        <w:t xml:space="preserve"> functionality has been added </w:t>
-      </w:r>
-      <w:r>
-        <w:t xml:space="preserve">as a proof of concept for various other things interpreters can handle. While the simply Output functionalities have been already implemented with auto print and print memory functions in the interrupter, Input functions have been added as well. Random numbers have also been added with limited functionality. </w:t>
+        <w:t xml:space="preserve">Additional Language and Interpreter functionality has been added as a proof of concept for various other things interpreters can handle. While the simple output functionalities have already been implemented with auto print and print memory functions in the interrupter, Input functions have been added as well. Random numbers have also been added with limited functionality. </w:t>
       </w:r>
     </w:p>
     <w:p>
@@ -5391,68 +4857,28 @@
           <w:bCs/>
           <w:color w:val="000000" w:themeColor="text1"/>
         </w:rPr>
-        <w:lastRenderedPageBreak/>
-        <w:t xml:space="preserve">Random Number </w:t>
-      </w:r>
-      <w:r>
-        <w:rPr>
-          <w:b/>
-          <w:bCs/>
-          <w:color w:val="000000" w:themeColor="text1"/>
-        </w:rPr>
-        <w:t>Statement</w:t>
+        <w:t>Random Number Statement</w:t>
       </w:r>
     </w:p>
     <w:p>
       <w:r>
-        <w:t xml:space="preserve">Like the statement structure of Input statement, the Random value statement set as user specified variable equal to a random number </w:t>
-      </w:r>
-      <w:r>
-        <w:t xml:space="preserve">by using the </w:t>
-      </w:r>
-      <w:r>
-        <w:t xml:space="preserve">random number </w:t>
-      </w:r>
-      <w:r>
-        <w:t>functionality of C++ to</w:t>
-      </w:r>
-      <w:r>
-        <w:t>.</w:t>
+        <w:t>Like the Input statement, the Random value statement sets a user-specified variable to a random number using C++.</w:t>
       </w:r>
     </w:p>
     <w:p>
       <w:r>
-        <w:t xml:space="preserve"> </w:t>
-      </w:r>
-      <w:r>
-        <w:t>RAND</w:t>
-      </w:r>
-      <w:r>
-        <w:t xml:space="preserve"> &lt;var&gt; &lt;punctuation&gt;</w:t>
-      </w:r>
-      <w:r>
-        <w:rPr>
-          <w:i/>
-          <w:iCs/>
-        </w:rPr>
-        <w:t xml:space="preserve"> </w:t>
+        <w:t>RAND &lt;var&gt; &lt;punctuation&gt;</w:t>
       </w:r>
     </w:p>
     <w:p>
       <w:r>
-        <w:t xml:space="preserve">The variable the user selected </w:t>
-      </w:r>
-      <w:r>
-        <w:t>is then</w:t>
-      </w:r>
-      <w:r>
-        <w:t xml:space="preserve"> updated with the </w:t>
-      </w:r>
-      <w:r>
-        <w:t xml:space="preserve">Random </w:t>
-      </w:r>
-      <w:r>
-        <w:t>inputs.</w:t>
+        <w:t xml:space="preserve">The variable the user selected is then updated with </w:t>
+      </w:r>
+      <w:r>
+        <w:t>Random</w:t>
+      </w:r>
+      <w:r>
+        <w:t xml:space="preserve"> inputs.</w:t>
       </w:r>
     </w:p>
     <w:p/>
@@ -5482,33 +4908,27 @@
     </w:p>
     <w:p>
       <w:r>
-        <w:t>* Note these outputs is correct and verified with by comparing outputs with expected results</w:t>
-      </w:r>
-      <w:r>
-        <w:t xml:space="preserve">. </w:t>
-      </w:r>
-      <w:r>
-        <w:t>If confused on</w:t>
-      </w:r>
-      <w:r>
-        <w:t xml:space="preserve"> </w:t>
-      </w:r>
-      <w:r>
-        <w:t>results note that since EIL auto prints out variable changes after an assignment statements execution</w:t>
-      </w:r>
-      <w:r>
-        <w:t xml:space="preserve">. This would cause variables used as initializers or expression holders to be </w:t>
-      </w:r>
-      <w:r>
-        <w:t xml:space="preserve">printed leading to </w:t>
-      </w:r>
-      <w:r>
-        <w:t xml:space="preserve">additional </w:t>
-      </w:r>
-      <w:r>
-        <w:t>numbers being displayed.</w:t>
+        <w:t xml:space="preserve">* </w:t>
+      </w:r>
+      <w:r>
+        <w:t xml:space="preserve">Note these outputs </w:t>
+      </w:r>
+      <w:proofErr w:type="gramStart"/>
+      <w:r>
+        <w:t>is</w:t>
+      </w:r>
+      <w:proofErr w:type="gramEnd"/>
+      <w:r>
+        <w:t xml:space="preserve"> correct and </w:t>
+      </w:r>
+      <w:r>
+        <w:t>verified</w:t>
+      </w:r>
+      <w:r>
+        <w:t xml:space="preserve"> by comparing outputs with expected results. If confused about results, note that since EIL auto prints out variable changes after an assignment statement's execution. This would cause variables used as initializers or expression holders to be printed, leading to additional numbers being displayed.</w:t>
       </w:r>
     </w:p>
+    <w:p/>
     <w:p>
       <w:r>
         <w:rPr>
@@ -5575,7 +4995,23 @@
                             </w:r>
                             <w:proofErr w:type="gramEnd"/>
                             <w:r>
-                              <w:t xml:space="preserve"> b = 0 ;  c = 0 ; </w:t>
+                              <w:t xml:space="preserve"> b = </w:t>
+                            </w:r>
+                            <w:proofErr w:type="gramStart"/>
+                            <w:r>
+                              <w:t>0 ;</w:t>
+                            </w:r>
+                            <w:proofErr w:type="gramEnd"/>
+                            <w:r>
+                              <w:t xml:space="preserve">  c = </w:t>
+                            </w:r>
+                            <w:proofErr w:type="gramStart"/>
+                            <w:r>
+                              <w:t>0 ;</w:t>
+                            </w:r>
+                            <w:proofErr w:type="gramEnd"/>
+                            <w:r>
+                              <w:t xml:space="preserve"> </w:t>
                             </w:r>
                             <w:proofErr w:type="spellStart"/>
                             <w:r>
@@ -5583,8 +5019,13 @@
                             </w:r>
                             <w:proofErr w:type="spellEnd"/>
                             <w:r>
-                              <w:t xml:space="preserve"> = 10 ;</w:t>
-                            </w:r>
+                              <w:t xml:space="preserve"> = </w:t>
+                            </w:r>
+                            <w:proofErr w:type="gramStart"/>
+                            <w:r>
+                              <w:t>10 ;</w:t>
+                            </w:r>
+                            <w:proofErr w:type="gramEnd"/>
                           </w:p>
                           <w:p>
                             <w:pPr>
@@ -5617,7 +5058,23 @@
                             </w:r>
                             <w:proofErr w:type="gramEnd"/>
                             <w:r>
-                              <w:t xml:space="preserve"> b = a : a = c : ;</w:t>
+                              <w:t xml:space="preserve"> b = </w:t>
+                            </w:r>
+                            <w:proofErr w:type="gramStart"/>
+                            <w:r>
+                              <w:t>a :</w:t>
+                            </w:r>
+                            <w:proofErr w:type="gramEnd"/>
+                            <w:r>
+                              <w:t xml:space="preserve"> a = </w:t>
+                            </w:r>
+                            <w:proofErr w:type="gramStart"/>
+                            <w:r>
+                              <w:t>c :</w:t>
+                            </w:r>
+                            <w:proofErr w:type="gramEnd"/>
+                            <w:r>
+                              <w:t xml:space="preserve"> ;</w:t>
                             </w:r>
                           </w:p>
                           <w:p>
@@ -5660,7 +5117,11 @@
           </mc:Choice>
           <mc:Fallback>
             <w:pict>
-              <v:shape w14:anchorId="06E27CC0" id="Text Box 6" o:spid="_x0000_s1029" type="#_x0000_t202" style="position:absolute;margin-left:2.25pt;margin-top:16.55pt;width:291.75pt;height:99.75pt;z-index:251855872;visibility:visible;mso-wrap-style:square;mso-height-percent:0;mso-wrap-distance-left:9pt;mso-wrap-distance-top:0;mso-wrap-distance-right:9pt;mso-wrap-distance-bottom:0;mso-position-horizontal:absolute;mso-position-horizontal-relative:text;mso-position-vertical:absolute;mso-position-vertical-relative:text;mso-height-percent:0;mso-height-relative:margin;v-text-anchor:top" o:gfxdata="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" fillcolor="white [3201]" strokeweight=".5pt">
+              <v:shapetype w14:anchorId="06E27CC0" id="_x0000_t202" coordsize="21600,21600" o:spt="202" path="m,l,21600r21600,l21600,xe">
+                <v:stroke joinstyle="miter"/>
+                <v:path gradientshapeok="t" o:connecttype="rect"/>
+              </v:shapetype>
+              <v:shape id="Text Box 6" o:spid="_x0000_s1029" type="#_x0000_t202" style="position:absolute;margin-left:2.25pt;margin-top:16.55pt;width:291.75pt;height:99.75pt;z-index:251855872;visibility:visible;mso-wrap-style:square;mso-height-percent:0;mso-wrap-distance-left:9pt;mso-wrap-distance-top:0;mso-wrap-distance-right:9pt;mso-wrap-distance-bottom:0;mso-position-horizontal:absolute;mso-position-horizontal-relative:text;mso-position-vertical:absolute;mso-position-vertical-relative:text;mso-height-percent:0;mso-height-relative:margin;v-text-anchor:top" o:gfxdata="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" fillcolor="white [3201]" strokeweight=".5pt">
                 <v:textbox>
                   <w:txbxContent>
                     <w:p>
@@ -5685,7 +5146,23 @@
                       </w:r>
                       <w:proofErr w:type="gramEnd"/>
                       <w:r>
-                        <w:t xml:space="preserve"> b = 0 ;  c = 0 ; </w:t>
+                        <w:t xml:space="preserve"> b = </w:t>
+                      </w:r>
+                      <w:proofErr w:type="gramStart"/>
+                      <w:r>
+                        <w:t>0 ;</w:t>
+                      </w:r>
+                      <w:proofErr w:type="gramEnd"/>
+                      <w:r>
+                        <w:t xml:space="preserve">  c = </w:t>
+                      </w:r>
+                      <w:proofErr w:type="gramStart"/>
+                      <w:r>
+                        <w:t>0 ;</w:t>
+                      </w:r>
+                      <w:proofErr w:type="gramEnd"/>
+                      <w:r>
+                        <w:t xml:space="preserve"> </w:t>
                       </w:r>
                       <w:proofErr w:type="spellStart"/>
                       <w:r>
@@ -5693,8 +5170,13 @@
                       </w:r>
                       <w:proofErr w:type="spellEnd"/>
                       <w:r>
-                        <w:t xml:space="preserve"> = 10 ;</w:t>
-                      </w:r>
+                        <w:t xml:space="preserve"> = </w:t>
+                      </w:r>
+                      <w:proofErr w:type="gramStart"/>
+                      <w:r>
+                        <w:t>10 ;</w:t>
+                      </w:r>
+                      <w:proofErr w:type="gramEnd"/>
                     </w:p>
                     <w:p>
                       <w:pPr>
@@ -5727,7 +5209,23 @@
                       </w:r>
                       <w:proofErr w:type="gramEnd"/>
                       <w:r>
-                        <w:t xml:space="preserve"> b = a : a = c : ;</w:t>
+                        <w:t xml:space="preserve"> b = </w:t>
+                      </w:r>
+                      <w:proofErr w:type="gramStart"/>
+                      <w:r>
+                        <w:t>a :</w:t>
+                      </w:r>
+                      <w:proofErr w:type="gramEnd"/>
+                      <w:r>
+                        <w:t xml:space="preserve"> a = </w:t>
+                      </w:r>
+                      <w:proofErr w:type="gramStart"/>
+                      <w:r>
+                        <w:t>c :</w:t>
+                      </w:r>
+                      <w:proofErr w:type="gramEnd"/>
+                      <w:r>
+                        <w:t xml:space="preserve"> ;</w:t>
                       </w:r>
                     </w:p>
                     <w:p>
@@ -5774,8 +5272,13 @@
         <w:t>+1</w:t>
       </w:r>
       <w:r>
-        <w:t xml:space="preserve"> terms</w:t>
-      </w:r>
+        <w:t xml:space="preserve"> </w:t>
+      </w:r>
+      <w:proofErr w:type="gramStart"/>
+      <w:r>
+        <w:t>terms</w:t>
+      </w:r>
+      <w:proofErr w:type="gramEnd"/>
       <w:r>
         <w:t xml:space="preserve"> </w:t>
       </w:r>
@@ -5949,8 +5452,21 @@
                             </w:r>
                             <w:proofErr w:type="gramEnd"/>
                             <w:r>
-                              <w:t xml:space="preserve"> c = 6 ; b = 3 ;</w:t>
-                            </w:r>
+                              <w:t xml:space="preserve"> c = </w:t>
+                            </w:r>
+                            <w:proofErr w:type="gramStart"/>
+                            <w:r>
+                              <w:t>6 ;</w:t>
+                            </w:r>
+                            <w:proofErr w:type="gramEnd"/>
+                            <w:r>
+                              <w:t xml:space="preserve"> b = </w:t>
+                            </w:r>
+                            <w:proofErr w:type="gramStart"/>
+                            <w:r>
+                              <w:t>3 ;</w:t>
+                            </w:r>
+                            <w:proofErr w:type="gramEnd"/>
                           </w:p>
                           <w:p>
                             <w:pPr>
@@ -6290,8 +5806,21 @@
                             </w:r>
                             <w:proofErr w:type="gramEnd"/>
                             <w:r>
-                              <w:t xml:space="preserve"> z = 0 ; b = 1 ;</w:t>
-                            </w:r>
+                              <w:t xml:space="preserve"> z = </w:t>
+                            </w:r>
+                            <w:proofErr w:type="gramStart"/>
+                            <w:r>
+                              <w:t>0 ;</w:t>
+                            </w:r>
+                            <w:proofErr w:type="gramEnd"/>
+                            <w:r>
+                              <w:t xml:space="preserve"> b = </w:t>
+                            </w:r>
+                            <w:proofErr w:type="gramStart"/>
+                            <w:r>
+                              <w:t>1 ;</w:t>
+                            </w:r>
+                            <w:proofErr w:type="gramEnd"/>
                           </w:p>
                           <w:p>
                             <w:pPr>
@@ -6347,7 +5876,15 @@
                             </w:r>
                             <w:proofErr w:type="gramEnd"/>
                             <w:r>
-                              <w:t xml:space="preserve"> b = a * b : ;</w:t>
+                              <w:t xml:space="preserve"> b = a * </w:t>
+                            </w:r>
+                            <w:proofErr w:type="gramStart"/>
+                            <w:r>
+                              <w:t>b :</w:t>
+                            </w:r>
+                            <w:proofErr w:type="gramEnd"/>
+                            <w:r>
+                              <w:t xml:space="preserve"> ;</w:t>
                             </w:r>
                           </w:p>
                           <w:p>
@@ -6653,7 +6190,7 @@
 </file>
 
 <file path=word/endnotes.xml><?xml version="1.0" encoding="utf-8"?>
-<w:endnotes xmlns:wpc="http://schemas.microsoft.com/office/word/2010/wordprocessingCanvas" xmlns:cx="http://schemas.microsoft.com/office/drawing/2014/chartex" xmlns:cx1="http://schemas.microsoft.com/office/drawing/2015/9/8/chartex" xmlns:cx2="http://schemas.microsoft.com/office/drawing/2015/10/21/chartex" xmlns:cx3="http://schemas.microsoft.com/office/drawing/2016/5/9/chartex" xmlns:cx4="http://schemas.microsoft.com/office/drawing/2016/5/10/chartex" xmlns:cx5="http://schemas.microsoft.com/office/drawing/2016/5/11/chartex" xmlns:cx6="http://schemas.microsoft.com/office/drawing/2016/5/12/chartex" xmlns:cx7="http://schemas.microsoft.com/office/drawing/2016/5/13/chartex" xmlns:cx8="http://schemas.microsoft.com/office/drawing/2016/5/14/chartex" xmlns:mc="http://schemas.openxmlformats.org/markup-compatibility/2006" xmlns:aink="http://schemas.microsoft.com/office/drawing/2016/ink" xmlns:am3d="http://schemas.microsoft.com/office/drawing/2017/model3d" xmlns:o="urn:schemas-microsoft-com:office:office" xmlns:r="http://schemas.openxmlformats.org/officeDocument/2006/relationships" xmlns:m="http://schemas.openxmlformats.org/officeDocument/2006/math" xmlns:v="urn:schemas-microsoft-com:vml" xmlns:wp14="http://schemas.microsoft.com/office/word/2010/wordprocessingDrawing" xmlns:wp="http://schemas.openxmlformats.org/drawingml/2006/wordprocessingDrawing" xmlns:w10="urn:schemas-microsoft-com:office:word" xmlns:w="http://schemas.openxmlformats.org/wordprocessingml/2006/main" xmlns:w14="http://schemas.microsoft.com/office/word/2010/wordml" xmlns:w15="http://schemas.microsoft.com/office/word/2012/wordml" xmlns:w16cex="http://schemas.microsoft.com/office/word/2018/wordml/cex" xmlns:w16cid="http://schemas.microsoft.com/office/word/2016/wordml/cid" xmlns:w16="http://schemas.microsoft.com/office/word/2018/wordml" xmlns:w16sdtdh="http://schemas.microsoft.com/office/word/2020/wordml/sdtdatahash" xmlns:w16se="http://schemas.microsoft.com/office/word/2015/wordml/symex" xmlns:wpg="http://schemas.microsoft.com/office/word/2010/wordprocessingGroup" xmlns:wpi="http://schemas.microsoft.com/office/word/2010/wordprocessingInk" xmlns:wne="http://schemas.microsoft.com/office/word/2006/wordml" xmlns:wps="http://schemas.microsoft.com/office/word/2010/wordprocessingShape" mc:Ignorable="w14 w15 w16se w16cid w16 w16cex w16sdtdh wp14">
+<w:endnotes xmlns:wpc="http://schemas.microsoft.com/office/word/2010/wordprocessingCanvas" xmlns:cx="http://schemas.microsoft.com/office/drawing/2014/chartex" xmlns:cx1="http://schemas.microsoft.com/office/drawing/2015/9/8/chartex" xmlns:cx2="http://schemas.microsoft.com/office/drawing/2015/10/21/chartex" xmlns:cx3="http://schemas.microsoft.com/office/drawing/2016/5/9/chartex" xmlns:cx4="http://schemas.microsoft.com/office/drawing/2016/5/10/chartex" xmlns:cx5="http://schemas.microsoft.com/office/drawing/2016/5/11/chartex" xmlns:cx6="http://schemas.microsoft.com/office/drawing/2016/5/12/chartex" xmlns:cx7="http://schemas.microsoft.com/office/drawing/2016/5/13/chartex" xmlns:cx8="http://schemas.microsoft.com/office/drawing/2016/5/14/chartex" xmlns:mc="http://schemas.openxmlformats.org/markup-compatibility/2006" xmlns:aink="http://schemas.microsoft.com/office/drawing/2016/ink" xmlns:am3d="http://schemas.microsoft.com/office/drawing/2017/model3d" xmlns:o="urn:schemas-microsoft-com:office:office" xmlns:oel="http://schemas.microsoft.com/office/2019/extlst" xmlns:r="http://schemas.openxmlformats.org/officeDocument/2006/relationships" xmlns:m="http://schemas.openxmlformats.org/officeDocument/2006/math" xmlns:v="urn:schemas-microsoft-com:vml" xmlns:wp14="http://schemas.microsoft.com/office/word/2010/wordprocessingDrawing" xmlns:wp="http://schemas.openxmlformats.org/drawingml/2006/wordprocessingDrawing" xmlns:w10="urn:schemas-microsoft-com:office:word" xmlns:w="http://schemas.openxmlformats.org/wordprocessingml/2006/main" xmlns:w14="http://schemas.microsoft.com/office/word/2010/wordml" xmlns:w15="http://schemas.microsoft.com/office/word/2012/wordml" xmlns:w16cex="http://schemas.microsoft.com/office/word/2018/wordml/cex" xmlns:w16cid="http://schemas.microsoft.com/office/word/2016/wordml/cid" xmlns:w16="http://schemas.microsoft.com/office/word/2018/wordml" xmlns:w16du="http://schemas.microsoft.com/office/word/2023/wordml/word16du" xmlns:w16sdtdh="http://schemas.microsoft.com/office/word/2020/wordml/sdtdatahash" xmlns:w16sdtfl="http://schemas.microsoft.com/office/word/2024/wordml/sdtformatlock" xmlns:w16se="http://schemas.microsoft.com/office/word/2015/wordml/symex" xmlns:wpg="http://schemas.microsoft.com/office/word/2010/wordprocessingGroup" xmlns:wpi="http://schemas.microsoft.com/office/word/2010/wordprocessingInk" xmlns:wne="http://schemas.microsoft.com/office/word/2006/wordml" xmlns:wps="http://schemas.microsoft.com/office/word/2010/wordprocessingShape" mc:Ignorable="w14 w15 w16se w16cid w16 w16cex w16sdtdh w16sdtfl w16du wp14">
   <w:endnote w:type="separator" w:id="-1">
     <w:p>
       <w:pPr>
@@ -6678,7 +6215,7 @@
 </file>
 
 <file path=word/footnotes.xml><?xml version="1.0" encoding="utf-8"?>
-<w:footnotes xmlns:wpc="http://schemas.microsoft.com/office/word/2010/wordprocessingCanvas" xmlns:cx="http://schemas.microsoft.com/office/drawing/2014/chartex" xmlns:cx1="http://schemas.microsoft.com/office/drawing/2015/9/8/chartex" xmlns:cx2="http://schemas.microsoft.com/office/drawing/2015/10/21/chartex" xmlns:cx3="http://schemas.microsoft.com/office/drawing/2016/5/9/chartex" xmlns:cx4="http://schemas.microsoft.com/office/drawing/2016/5/10/chartex" xmlns:cx5="http://schemas.microsoft.com/office/drawing/2016/5/11/chartex" xmlns:cx6="http://schemas.microsoft.com/office/drawing/2016/5/12/chartex" xmlns:cx7="http://schemas.microsoft.com/office/drawing/2016/5/13/chartex" xmlns:cx8="http://schemas.microsoft.com/office/drawing/2016/5/14/chartex" xmlns:mc="http://schemas.openxmlformats.org/markup-compatibility/2006" xmlns:aink="http://schemas.microsoft.com/office/drawing/2016/ink" xmlns:am3d="http://schemas.microsoft.com/office/drawing/2017/model3d" xmlns:o="urn:schemas-microsoft-com:office:office" xmlns:r="http://schemas.openxmlformats.org/officeDocument/2006/relationships" xmlns:m="http://schemas.openxmlformats.org/officeDocument/2006/math" xmlns:v="urn:schemas-microsoft-com:vml" xmlns:wp14="http://schemas.microsoft.com/office/word/2010/wordprocessingDrawing" xmlns:wp="http://schemas.openxmlformats.org/drawingml/2006/wordprocessingDrawing" xmlns:w10="urn:schemas-microsoft-com:office:word" xmlns:w="http://schemas.openxmlformats.org/wordprocessingml/2006/main" xmlns:w14="http://schemas.microsoft.com/office/word/2010/wordml" xmlns:w15="http://schemas.microsoft.com/office/word/2012/wordml" xmlns:w16cex="http://schemas.microsoft.com/office/word/2018/wordml/cex" xmlns:w16cid="http://schemas.microsoft.com/office/word/2016/wordml/cid" xmlns:w16="http://schemas.microsoft.com/office/word/2018/wordml" xmlns:w16sdtdh="http://schemas.microsoft.com/office/word/2020/wordml/sdtdatahash" xmlns:w16se="http://schemas.microsoft.com/office/word/2015/wordml/symex" xmlns:wpg="http://schemas.microsoft.com/office/word/2010/wordprocessingGroup" xmlns:wpi="http://schemas.microsoft.com/office/word/2010/wordprocessingInk" xmlns:wne="http://schemas.microsoft.com/office/word/2006/wordml" xmlns:wps="http://schemas.microsoft.com/office/word/2010/wordprocessingShape" mc:Ignorable="w14 w15 w16se w16cid w16 w16cex w16sdtdh wp14">
+<w:footnotes xmlns:wpc="http://schemas.microsoft.com/office/word/2010/wordprocessingCanvas" xmlns:cx="http://schemas.microsoft.com/office/drawing/2014/chartex" xmlns:cx1="http://schemas.microsoft.com/office/drawing/2015/9/8/chartex" xmlns:cx2="http://schemas.microsoft.com/office/drawing/2015/10/21/chartex" xmlns:cx3="http://schemas.microsoft.com/office/drawing/2016/5/9/chartex" xmlns:cx4="http://schemas.microsoft.com/office/drawing/2016/5/10/chartex" xmlns:cx5="http://schemas.microsoft.com/office/drawing/2016/5/11/chartex" xmlns:cx6="http://schemas.microsoft.com/office/drawing/2016/5/12/chartex" xmlns:cx7="http://schemas.microsoft.com/office/drawing/2016/5/13/chartex" xmlns:cx8="http://schemas.microsoft.com/office/drawing/2016/5/14/chartex" xmlns:mc="http://schemas.openxmlformats.org/markup-compatibility/2006" xmlns:aink="http://schemas.microsoft.com/office/drawing/2016/ink" xmlns:am3d="http://schemas.microsoft.com/office/drawing/2017/model3d" xmlns:o="urn:schemas-microsoft-com:office:office" xmlns:oel="http://schemas.microsoft.com/office/2019/extlst" xmlns:r="http://schemas.openxmlformats.org/officeDocument/2006/relationships" xmlns:m="http://schemas.openxmlformats.org/officeDocument/2006/math" xmlns:v="urn:schemas-microsoft-com:vml" xmlns:wp14="http://schemas.microsoft.com/office/word/2010/wordprocessingDrawing" xmlns:wp="http://schemas.openxmlformats.org/drawingml/2006/wordprocessingDrawing" xmlns:w10="urn:schemas-microsoft-com:office:word" xmlns:w="http://schemas.openxmlformats.org/wordprocessingml/2006/main" xmlns:w14="http://schemas.microsoft.com/office/word/2010/wordml" xmlns:w15="http://schemas.microsoft.com/office/word/2012/wordml" xmlns:w16cex="http://schemas.microsoft.com/office/word/2018/wordml/cex" xmlns:w16cid="http://schemas.microsoft.com/office/word/2016/wordml/cid" xmlns:w16="http://schemas.microsoft.com/office/word/2018/wordml" xmlns:w16du="http://schemas.microsoft.com/office/word/2023/wordml/word16du" xmlns:w16sdtdh="http://schemas.microsoft.com/office/word/2020/wordml/sdtdatahash" xmlns:w16sdtfl="http://schemas.microsoft.com/office/word/2024/wordml/sdtformatlock" xmlns:w16se="http://schemas.microsoft.com/office/word/2015/wordml/symex" xmlns:wpg="http://schemas.microsoft.com/office/word/2010/wordprocessingGroup" xmlns:wpi="http://schemas.microsoft.com/office/word/2010/wordprocessingInk" xmlns:wne="http://schemas.microsoft.com/office/word/2006/wordml" xmlns:wps="http://schemas.microsoft.com/office/word/2010/wordprocessingShape" mc:Ignorable="w14 w15 w16se w16cid w16 w16cex w16sdtdh w16sdtfl w16du wp14">
   <w:footnote w:type="separator" w:id="-1">
     <w:p>
       <w:pPr>
@@ -6703,7 +6240,7 @@
 </file>
 
 <file path=word/header1.xml><?xml version="1.0" encoding="utf-8"?>
-<w:hdr xmlns:wpc="http://schemas.microsoft.com/office/word/2010/wordprocessingCanvas" xmlns:cx="http://schemas.microsoft.com/office/drawing/2014/chartex" xmlns:cx1="http://schemas.microsoft.com/office/drawing/2015/9/8/chartex" xmlns:cx2="http://schemas.microsoft.com/office/drawing/2015/10/21/chartex" xmlns:cx3="http://schemas.microsoft.com/office/drawing/2016/5/9/chartex" xmlns:cx4="http://schemas.microsoft.com/office/drawing/2016/5/10/chartex" xmlns:cx5="http://schemas.microsoft.com/office/drawing/2016/5/11/chartex" xmlns:cx6="http://schemas.microsoft.com/office/drawing/2016/5/12/chartex" xmlns:cx7="http://schemas.microsoft.com/office/drawing/2016/5/13/chartex" xmlns:cx8="http://schemas.microsoft.com/office/drawing/2016/5/14/chartex" xmlns:mc="http://schemas.openxmlformats.org/markup-compatibility/2006" xmlns:aink="http://schemas.microsoft.com/office/drawing/2016/ink" xmlns:am3d="http://schemas.microsoft.com/office/drawing/2017/model3d" xmlns:o="urn:schemas-microsoft-com:office:office" xmlns:r="http://schemas.openxmlformats.org/officeDocument/2006/relationships" xmlns:m="http://schemas.openxmlformats.org/officeDocument/2006/math" xmlns:v="urn:schemas-microsoft-com:vml" xmlns:wp14="http://schemas.microsoft.com/office/word/2010/wordprocessingDrawing" xmlns:wp="http://schemas.openxmlformats.org/drawingml/2006/wordprocessingDrawing" xmlns:w10="urn:schemas-microsoft-com:office:word" xmlns:w="http://schemas.openxmlformats.org/wordprocessingml/2006/main" xmlns:w14="http://schemas.microsoft.com/office/word/2010/wordml" xmlns:w15="http://schemas.microsoft.com/office/word/2012/wordml" xmlns:w16cex="http://schemas.microsoft.com/office/word/2018/wordml/cex" xmlns:w16cid="http://schemas.microsoft.com/office/word/2016/wordml/cid" xmlns:w16="http://schemas.microsoft.com/office/word/2018/wordml" xmlns:w16sdtdh="http://schemas.microsoft.com/office/word/2020/wordml/sdtdatahash" xmlns:w16se="http://schemas.microsoft.com/office/word/2015/wordml/symex" xmlns:wpg="http://schemas.microsoft.com/office/word/2010/wordprocessingGroup" xmlns:wpi="http://schemas.microsoft.com/office/word/2010/wordprocessingInk" xmlns:wne="http://schemas.microsoft.com/office/word/2006/wordml" xmlns:wps="http://schemas.microsoft.com/office/word/2010/wordprocessingShape" mc:Ignorable="w14 w15 w16se w16cid w16 w16cex w16sdtdh wp14">
+<w:hdr xmlns:wpc="http://schemas.microsoft.com/office/word/2010/wordprocessingCanvas" xmlns:cx="http://schemas.microsoft.com/office/drawing/2014/chartex" xmlns:cx1="http://schemas.microsoft.com/office/drawing/2015/9/8/chartex" xmlns:cx2="http://schemas.microsoft.com/office/drawing/2015/10/21/chartex" xmlns:cx3="http://schemas.microsoft.com/office/drawing/2016/5/9/chartex" xmlns:cx4="http://schemas.microsoft.com/office/drawing/2016/5/10/chartex" xmlns:cx5="http://schemas.microsoft.com/office/drawing/2016/5/11/chartex" xmlns:cx6="http://schemas.microsoft.com/office/drawing/2016/5/12/chartex" xmlns:cx7="http://schemas.microsoft.com/office/drawing/2016/5/13/chartex" xmlns:cx8="http://schemas.microsoft.com/office/drawing/2016/5/14/chartex" xmlns:mc="http://schemas.openxmlformats.org/markup-compatibility/2006" xmlns:aink="http://schemas.microsoft.com/office/drawing/2016/ink" xmlns:am3d="http://schemas.microsoft.com/office/drawing/2017/model3d" xmlns:o="urn:schemas-microsoft-com:office:office" xmlns:oel="http://schemas.microsoft.com/office/2019/extlst" xmlns:r="http://schemas.openxmlformats.org/officeDocument/2006/relationships" xmlns:m="http://schemas.openxmlformats.org/officeDocument/2006/math" xmlns:v="urn:schemas-microsoft-com:vml" xmlns:wp14="http://schemas.microsoft.com/office/word/2010/wordprocessingDrawing" xmlns:wp="http://schemas.openxmlformats.org/drawingml/2006/wordprocessingDrawing" xmlns:w10="urn:schemas-microsoft-com:office:word" xmlns:w="http://schemas.openxmlformats.org/wordprocessingml/2006/main" xmlns:w14="http://schemas.microsoft.com/office/word/2010/wordml" xmlns:w15="http://schemas.microsoft.com/office/word/2012/wordml" xmlns:w16cex="http://schemas.microsoft.com/office/word/2018/wordml/cex" xmlns:w16cid="http://schemas.microsoft.com/office/word/2016/wordml/cid" xmlns:w16="http://schemas.microsoft.com/office/word/2018/wordml" xmlns:w16du="http://schemas.microsoft.com/office/word/2023/wordml/word16du" xmlns:w16sdtdh="http://schemas.microsoft.com/office/word/2020/wordml/sdtdatahash" xmlns:w16sdtfl="http://schemas.microsoft.com/office/word/2024/wordml/sdtformatlock" xmlns:w16se="http://schemas.microsoft.com/office/word/2015/wordml/symex" xmlns:wpg="http://schemas.microsoft.com/office/word/2010/wordprocessingGroup" xmlns:wpi="http://schemas.microsoft.com/office/word/2010/wordprocessingInk" xmlns:wne="http://schemas.microsoft.com/office/word/2006/wordml" xmlns:wps="http://schemas.microsoft.com/office/word/2010/wordprocessingShape" mc:Ignorable="w14 w15 w16se w16cid w16 w16cex w16sdtdh w16sdtfl w16du wp14">
   <w:p>
     <w:pPr>
       <w:pStyle w:val="Header"/>
@@ -6759,7 +6296,7 @@
 </file>
 
 <file path=word/numbering.xml><?xml version="1.0" encoding="utf-8"?>
-<w:numbering xmlns:wpc="http://schemas.microsoft.com/office/word/2010/wordprocessingCanvas" xmlns:cx="http://schemas.microsoft.com/office/drawing/2014/chartex" xmlns:cx1="http://schemas.microsoft.com/office/drawing/2015/9/8/chartex" xmlns:cx2="http://schemas.microsoft.com/office/drawing/2015/10/21/chartex" xmlns:cx3="http://schemas.microsoft.com/office/drawing/2016/5/9/chartex" xmlns:cx4="http://schemas.microsoft.com/office/drawing/2016/5/10/chartex" xmlns:cx5="http://schemas.microsoft.com/office/drawing/2016/5/11/chartex" xmlns:cx6="http://schemas.microsoft.com/office/drawing/2016/5/12/chartex" xmlns:cx7="http://schemas.microsoft.com/office/drawing/2016/5/13/chartex" xmlns:cx8="http://schemas.microsoft.com/office/drawing/2016/5/14/chartex" xmlns:mc="http://schemas.openxmlformats.org/markup-compatibility/2006" xmlns:aink="http://schemas.microsoft.com/office/drawing/2016/ink" xmlns:am3d="http://schemas.microsoft.com/office/drawing/2017/model3d" xmlns:o="urn:schemas-microsoft-com:office:office" xmlns:r="http://schemas.openxmlformats.org/officeDocument/2006/relationships" xmlns:m="http://schemas.openxmlformats.org/officeDocument/2006/math" xmlns:v="urn:schemas-microsoft-com:vml" xmlns:wp14="http://schemas.microsoft.com/office/word/2010/wordprocessingDrawing" xmlns:wp="http://schemas.openxmlformats.org/drawingml/2006/wordprocessingDrawing" xmlns:w10="urn:schemas-microsoft-com:office:word" xmlns:w="http://schemas.openxmlformats.org/wordprocessingml/2006/main" xmlns:w14="http://schemas.microsoft.com/office/word/2010/wordml" xmlns:w15="http://schemas.microsoft.com/office/word/2012/wordml" xmlns:w16cex="http://schemas.microsoft.com/office/word/2018/wordml/cex" xmlns:w16cid="http://schemas.microsoft.com/office/word/2016/wordml/cid" xmlns:w16="http://schemas.microsoft.com/office/word/2018/wordml" xmlns:w16sdtdh="http://schemas.microsoft.com/office/word/2020/wordml/sdtdatahash" xmlns:w16se="http://schemas.microsoft.com/office/word/2015/wordml/symex" xmlns:wpg="http://schemas.microsoft.com/office/word/2010/wordprocessingGroup" xmlns:wpi="http://schemas.microsoft.com/office/word/2010/wordprocessingInk" xmlns:wne="http://schemas.microsoft.com/office/word/2006/wordml" xmlns:wps="http://schemas.microsoft.com/office/word/2010/wordprocessingShape" mc:Ignorable="w14 w15 w16se w16cid w16 w16cex w16sdtdh wp14">
+<w:numbering xmlns:wpc="http://schemas.microsoft.com/office/word/2010/wordprocessingCanvas" xmlns:cx="http://schemas.microsoft.com/office/drawing/2014/chartex" xmlns:cx1="http://schemas.microsoft.com/office/drawing/2015/9/8/chartex" xmlns:cx2="http://schemas.microsoft.com/office/drawing/2015/10/21/chartex" xmlns:cx3="http://schemas.microsoft.com/office/drawing/2016/5/9/chartex" xmlns:cx4="http://schemas.microsoft.com/office/drawing/2016/5/10/chartex" xmlns:cx5="http://schemas.microsoft.com/office/drawing/2016/5/11/chartex" xmlns:cx6="http://schemas.microsoft.com/office/drawing/2016/5/12/chartex" xmlns:cx7="http://schemas.microsoft.com/office/drawing/2016/5/13/chartex" xmlns:cx8="http://schemas.microsoft.com/office/drawing/2016/5/14/chartex" xmlns:mc="http://schemas.openxmlformats.org/markup-compatibility/2006" xmlns:aink="http://schemas.microsoft.com/office/drawing/2016/ink" xmlns:am3d="http://schemas.microsoft.com/office/drawing/2017/model3d" xmlns:o="urn:schemas-microsoft-com:office:office" xmlns:oel="http://schemas.microsoft.com/office/2019/extlst" xmlns:r="http://schemas.openxmlformats.org/officeDocument/2006/relationships" xmlns:m="http://schemas.openxmlformats.org/officeDocument/2006/math" xmlns:v="urn:schemas-microsoft-com:vml" xmlns:wp14="http://schemas.microsoft.com/office/word/2010/wordprocessingDrawing" xmlns:wp="http://schemas.openxmlformats.org/drawingml/2006/wordprocessingDrawing" xmlns:w10="urn:schemas-microsoft-com:office:word" xmlns:w="http://schemas.openxmlformats.org/wordprocessingml/2006/main" xmlns:w14="http://schemas.microsoft.com/office/word/2010/wordml" xmlns:w15="http://schemas.microsoft.com/office/word/2012/wordml" xmlns:w16cex="http://schemas.microsoft.com/office/word/2018/wordml/cex" xmlns:w16cid="http://schemas.microsoft.com/office/word/2016/wordml/cid" xmlns:w16="http://schemas.microsoft.com/office/word/2018/wordml" xmlns:w16du="http://schemas.microsoft.com/office/word/2023/wordml/word16du" xmlns:w16sdtdh="http://schemas.microsoft.com/office/word/2020/wordml/sdtdatahash" xmlns:w16sdtfl="http://schemas.microsoft.com/office/word/2024/wordml/sdtformatlock" xmlns:w16se="http://schemas.microsoft.com/office/word/2015/wordml/symex" xmlns:wpg="http://schemas.microsoft.com/office/word/2010/wordprocessingGroup" xmlns:wpi="http://schemas.microsoft.com/office/word/2010/wordprocessingInk" xmlns:wne="http://schemas.microsoft.com/office/word/2006/wordml" xmlns:wps="http://schemas.microsoft.com/office/word/2010/wordprocessingShape" mc:Ignorable="w14 w15 w16se w16cid w16 w16cex w16sdtdh w16sdtfl w16du wp14">
   <w:abstractNum w:abstractNumId="0" w15:restartNumberingAfterBreak="0">
     <w:nsid w:val="18867E9F"/>
     <w:multiLevelType w:val="hybridMultilevel"/>
@@ -7111,7 +6648,7 @@
 </file>
 
 <file path=word/styles.xml><?xml version="1.0" encoding="utf-8"?>
-<w:styles xmlns:mc="http://schemas.openxmlformats.org/markup-compatibility/2006" xmlns:r="http://schemas.openxmlformats.org/officeDocument/2006/relationships" xmlns:w="http://schemas.openxmlformats.org/wordprocessingml/2006/main" xmlns:w14="http://schemas.microsoft.com/office/word/2010/wordml" xmlns:w15="http://schemas.microsoft.com/office/word/2012/wordml" xmlns:w16cex="http://schemas.microsoft.com/office/word/2018/wordml/cex" xmlns:w16cid="http://schemas.microsoft.com/office/word/2016/wordml/cid" xmlns:w16="http://schemas.microsoft.com/office/word/2018/wordml" xmlns:w16sdtdh="http://schemas.microsoft.com/office/word/2020/wordml/sdtdatahash" xmlns:w16se="http://schemas.microsoft.com/office/word/2015/wordml/symex" mc:Ignorable="w14 w15 w16se w16cid w16 w16cex w16sdtdh">
+<w:styles xmlns:mc="http://schemas.openxmlformats.org/markup-compatibility/2006" xmlns:r="http://schemas.openxmlformats.org/officeDocument/2006/relationships" xmlns:w="http://schemas.openxmlformats.org/wordprocessingml/2006/main" xmlns:w14="http://schemas.microsoft.com/office/word/2010/wordml" xmlns:w15="http://schemas.microsoft.com/office/word/2012/wordml" xmlns:w16cex="http://schemas.microsoft.com/office/word/2018/wordml/cex" xmlns:w16cid="http://schemas.microsoft.com/office/word/2016/wordml/cid" xmlns:w16="http://schemas.microsoft.com/office/word/2018/wordml" xmlns:w16du="http://schemas.microsoft.com/office/word/2023/wordml/word16du" xmlns:w16sdtdh="http://schemas.microsoft.com/office/word/2020/wordml/sdtdatahash" xmlns:w16sdtfl="http://schemas.microsoft.com/office/word/2024/wordml/sdtformatlock" xmlns:w16se="http://schemas.microsoft.com/office/word/2015/wordml/symex" mc:Ignorable="w14 w15 w16se w16cid w16 w16cex w16sdtdh w16sdtfl w16du">
   <w:docDefaults>
     <w:rPrDefault>
       <w:rPr>
@@ -7578,7 +7115,6 @@
   <w:style w:type="character" w:default="1" w:styleId="DefaultParagraphFont">
     <w:name w:val="Default Paragraph Font"/>
     <w:uiPriority w:val="1"/>
-    <w:semiHidden/>
     <w:unhideWhenUsed/>
   </w:style>
   <w:style w:type="table" w:default="1" w:styleId="TableNormal">
@@ -8167,6 +7703,7 @@
     </c:legend>
     <c:plotVisOnly val="1"/>
     <c:dispBlanksAs val="gap"/>
+    <c:showDLblsOverMax val="0"/>
     <c:extLst>
       <c:ext xmlns:c16r3="http://schemas.microsoft.com/office/drawing/2017/03/chart" uri="{56B9EC1D-385E-4148-901F-78D8002777C0}">
         <c16r3:dataDisplayOptions16>
@@ -8174,7 +7711,6 @@
         </c16r3:dataDisplayOptions16>
       </c:ext>
     </c:extLst>
-    <c:showDLblsOverMax val="0"/>
   </c:chart>
   <c:spPr>
     <a:solidFill>
